--- a/fuentes/CFA_02_12350006_DU.docx
+++ b/fuentes/CFA_02_12350006_DU.docx
@@ -1990,7 +1990,7 @@
                 <w:noProof/>
                 <w:webHidden/>
               </w:rPr>
-              <w:t>51</w:t>
+              <w:t>50</w:t>
             </w:r>
             <w:r>
               <w:rPr>
@@ -2063,7 +2063,7 @@
                 <w:noProof/>
                 <w:webHidden/>
               </w:rPr>
-              <w:t>52</w:t>
+              <w:t>51</w:t>
             </w:r>
             <w:r>
               <w:rPr>
@@ -2209,7 +2209,7 @@
                 <w:noProof/>
                 <w:webHidden/>
               </w:rPr>
-              <w:t>58</w:t>
+              <w:t>57</w:t>
             </w:r>
             <w:r>
               <w:rPr>
@@ -2282,7 +2282,7 @@
                 <w:noProof/>
                 <w:webHidden/>
               </w:rPr>
-              <w:t>60</w:t>
+              <w:t>59</w:t>
             </w:r>
             <w:r>
               <w:rPr>
@@ -2355,7 +2355,7 @@
                 <w:noProof/>
                 <w:webHidden/>
               </w:rPr>
-              <w:t>61</w:t>
+              <w:t>60</w:t>
             </w:r>
             <w:r>
               <w:rPr>
@@ -2428,7 +2428,7 @@
                 <w:noProof/>
                 <w:webHidden/>
               </w:rPr>
-              <w:t>62</w:t>
+              <w:t>61</w:t>
             </w:r>
             <w:r>
               <w:rPr>
@@ -2501,7 +2501,7 @@
                 <w:noProof/>
                 <w:webHidden/>
               </w:rPr>
-              <w:t>64</w:t>
+              <w:t>61</w:t>
             </w:r>
             <w:r>
               <w:rPr>
@@ -2714,17 +2714,6 @@
     </w:p>
     <w:p>
       <w:pPr>
-        <w:jc w:val="center"/>
-      </w:pPr>
-    </w:p>
-    <w:p>
-      <w:pPr>
-        <w:ind w:firstLine="0"/>
-        <w:jc w:val="center"/>
-      </w:pPr>
-    </w:p>
-    <w:p>
-      <w:pPr>
         <w:spacing w:before="0" w:after="0"/>
         <w:ind w:firstLine="0"/>
         <w:jc w:val="center"/>
@@ -2815,8 +2804,11 @@
           </w:p>
           <w:p>
             <w:r>
+              <w:t xml:space="preserve">Este componente formativo aborda el registro contable desde sus elementos fundamentales. Se explica cómo elaborar asientos contables aplicando el principio de </w:t>
+            </w:r>
+            <w:r>
               <w:lastRenderedPageBreak/>
-              <w:t>Este componente formativo aborda el registro contable desde sus elementos fundamentales. Se explica cómo elaborar asientos contables aplicando el principio de partida doble y representarlos mediante la cuenta T, para luego integrarlos al ciclo contable siguiendo sus etapas: desde el libro diario hasta el cierre contable. </w:t>
+              <w:t>partida doble y representarlos mediante la cuenta T, para luego integrarlos al ciclo contable siguiendo sus etapas: desde el libro diario hasta el cierre contable. </w:t>
             </w:r>
           </w:p>
           <w:p>
@@ -2898,18 +2890,14 @@
       <w:bookmarkEnd w:id="1"/>
     </w:p>
     <w:p>
-      <w:r>
-        <w:t xml:space="preserve">Los asientos contables constituyen </w:t>
-      </w:r>
-      <w:r>
-        <w:rPr>
-          <w:b/>
-          <w:bCs/>
-        </w:rPr>
-        <w:t>la unidad básica del registro contable</w:t>
-      </w:r>
-      <w:r>
-        <w:t>. Cada uno representa una operación económica realizada por la empresa, traducida al lenguaje contable para reflejar su efecto sobre las cuentas de activo, pasivo, patrimonio, ingresos o gastos. </w:t>
+      <w:pPr>
+        <w:pStyle w:val="Sangradetextonormal"/>
+      </w:pPr>
+      <w:r>
+        <w:t xml:space="preserve">Los asientos contables </w:t>
+      </w:r>
+      <w:r>
+        <w:t>constituyen la unidad básica del registro contable. Cada uno representa una operación económica realizada por la empresa, traducida al lenguaje contable para reflejar su efecto sobre las cuentas de activo, pasivo, patrimonio, ingresos o gastos. </w:t>
       </w:r>
     </w:p>
     <w:p>
@@ -2917,21 +2905,13 @@
         <w:t>“</w:t>
       </w:r>
       <w:r>
-        <w:rPr>
-          <w:b/>
-          <w:bCs/>
-        </w:rPr>
         <w:t>U</w:t>
       </w:r>
       <w:r>
-        <w:rPr>
-          <w:b/>
-          <w:bCs/>
-        </w:rPr>
-        <w:t>n asiento contable es el vehículo que transforma los hechos económicos en información organizada, verificable y comparable</w:t>
-      </w:r>
-      <w:r>
-        <w:t xml:space="preserve">” </w:t>
+        <w:t>n asiento contable es el vehículo que transforma los hechos económicos en información organizada, verificable y comparable”</w:t>
+      </w:r>
+      <w:r>
+        <w:t xml:space="preserve"> </w:t>
       </w:r>
       <w:r>
         <w:t xml:space="preserve">Muñoz Maza (2016), </w:t>
@@ -2969,40 +2949,25 @@
     </w:p>
     <w:p>
       <w:r>
-        <w:t xml:space="preserve">El principio de partida doble es la </w:t>
+        <w:t xml:space="preserve">El principio de partida doble es </w:t>
+      </w:r>
+      <w:r>
+        <w:t xml:space="preserve">la base del sistema contable moderno y establece que toda transacción debe registrarse afectando al menos dos cuentas, una en </w:t>
+      </w:r>
+      <w:proofErr w:type="spellStart"/>
+      <w:r>
+        <w:t>el</w:t>
+      </w:r>
+      <w:proofErr w:type="spellEnd"/>
+      <w:r>
+        <w:t xml:space="preserve"> debe (débito) y otra en el haber (crédito) por el mismo valor.</w:t>
       </w:r>
       <w:r>
         <w:rPr>
           <w:b/>
           <w:bCs/>
         </w:rPr>
-        <w:t>base del sistema contable moderno</w:t>
-      </w:r>
-      <w:r>
-        <w:t xml:space="preserve"> y establece que </w:t>
-      </w:r>
-      <w:r>
-        <w:rPr>
-          <w:b/>
-          <w:bCs/>
-        </w:rPr>
-        <w:t xml:space="preserve">toda transacción debe registrarse afectando al menos dos cuentas, una en </w:t>
-      </w:r>
-      <w:proofErr w:type="spellStart"/>
-      <w:r>
-        <w:rPr>
-          <w:b/>
-          <w:bCs/>
-        </w:rPr>
-        <w:t>el</w:t>
-      </w:r>
-      <w:proofErr w:type="spellEnd"/>
-      <w:r>
-        <w:rPr>
-          <w:b/>
-          <w:bCs/>
-        </w:rPr>
-        <w:t xml:space="preserve"> debe (débito) y otra en el haber (crédito) por el mismo valor. </w:t>
+        <w:t> </w:t>
       </w:r>
     </w:p>
     <w:p>
@@ -3499,15 +3464,14 @@
       </w:r>
     </w:p>
     <w:p>
-      <w:r>
-        <w:t xml:space="preserve">Este principio asegura que el sistema contable </w:t>
-      </w:r>
-      <w:r>
-        <w:rPr>
-          <w:b/>
-          <w:bCs/>
-        </w:rPr>
-        <w:t>permanezca en equilibrio matemático,</w:t>
+      <w:pPr>
+        <w:pStyle w:val="Sangradetextonormal"/>
+      </w:pPr>
+      <w:r>
+        <w:t xml:space="preserve">Este principio asegura que el sistema </w:t>
+      </w:r>
+      <w:r>
+        <w:t>contable permanezca en equilibrio matemático,</w:t>
       </w:r>
       <w:r>
         <w:t xml:space="preserve"> pues la suma de todos los débitos siempre será igual a la suma de todos los créditos. </w:t>
@@ -3613,7 +3577,28 @@
           <w:b/>
           <w:bCs/>
         </w:rPr>
-        <w:t>Compra de mercancías en efectivo por $1.000.000</w:t>
+        <w:t>Adquisición de mobiliario a crédito</w:t>
+      </w:r>
+      <w:r>
+        <w:rPr>
+          <w:b/>
+          <w:bCs/>
+        </w:rPr>
+        <w:t xml:space="preserve"> por $</w:t>
+      </w:r>
+      <w:r>
+        <w:rPr>
+          <w:b/>
+          <w:bCs/>
+        </w:rPr>
+        <w:t>5</w:t>
+      </w:r>
+      <w:r>
+        <w:rPr>
+          <w:b/>
+          <w:bCs/>
+        </w:rPr>
+        <w:t>.000.000</w:t>
       </w:r>
     </w:p>
     <w:p>
@@ -3737,28 +3722,23 @@
     </w:p>
     <w:p>
       <w:r>
-        <w:t>Aunque los sistemas contables actuales han reemplazado su uso operativo, sigue siendo un recurso pedagógico fundamental para visualizar el comportamiento de las cuentas. </w:t>
+        <w:t xml:space="preserve">Aunque los sistemas contables actuales han reemplazado su uso operativo, sigue siendo un recurso pedagógico fundamental para visualizar el comportamiento de las </w:t>
+      </w:r>
+      <w:r>
+        <w:t>cuentas. </w:t>
       </w:r>
       <w:r>
         <w:br/>
         <w:t>“</w:t>
       </w:r>
       <w:r>
-        <w:rPr>
-          <w:b/>
-          <w:bCs/>
-        </w:rPr>
         <w:t>L</w:t>
       </w:r>
       <w:r>
-        <w:rPr>
-          <w:b/>
-          <w:bCs/>
-        </w:rPr>
-        <w:t>a cuenta T permite aislar gráficamente los movimientos de débito y crédito para comprender la dinámica de cada cuenta</w:t>
-      </w:r>
-      <w:r>
-        <w:t xml:space="preserve">” </w:t>
+        <w:t>a cuenta T permite aislar gráficamente los movimientos de débito y crédito para comprender la dinámica de cada cuenta”</w:t>
+      </w:r>
+      <w:r>
+        <w:t xml:space="preserve"> </w:t>
       </w:r>
       <w:r>
         <w:t xml:space="preserve">León García (2009), </w:t>
@@ -3768,6 +3748,9 @@
       </w:r>
     </w:p>
     <w:p>
+      <w:pPr>
+        <w:pStyle w:val="Sangradetextonormal"/>
+      </w:pPr>
       <w:r>
         <w:t>Su nombre proviene de su forma, que asemeja a una gran letra “T” dividida en dos columnas. En la parte superior se escribe el código y el concepto o nombre de la cuenta, mientras que cada lado de la “T” cumple una función específica:</w:t>
       </w:r>
@@ -4213,7 +4196,19 @@
         <w:rPr>
           <w:lang w:eastAsia="es-CO"/>
         </w:rPr>
-        <w:t>aumenta con créditos y disminuye.</w:t>
+        <w:t>aumenta con créditos y disminuye</w:t>
+      </w:r>
+      <w:r>
+        <w:rPr>
+          <w:lang w:eastAsia="es-CO"/>
+        </w:rPr>
+        <w:t xml:space="preserve"> con débito</w:t>
+      </w:r>
+      <w:r>
+        <w:rPr>
+          <w:lang w:eastAsia="es-CO"/>
+        </w:rPr>
+        <w:t>s.</w:t>
       </w:r>
     </w:p>
     <w:p>
@@ -4246,13 +4241,6 @@
     </w:p>
     <w:p>
       <w:pPr>
-        <w:pStyle w:val="Encabezado"/>
-        <w:tabs>
-          <w:tab w:val="clear" w:pos="4419"/>
-          <w:tab w:val="clear" w:pos="8838"/>
-        </w:tabs>
-        <w:spacing w:before="160" w:after="120" w:line="360" w:lineRule="auto"/>
-        <w:ind w:firstLine="0"/>
         <w:rPr>
           <w:lang w:eastAsia="es-CO"/>
         </w:rPr>
@@ -4619,17 +4607,15 @@
       </w:r>
       <w:r>
         <w:rPr>
-          <w:b/>
-          <w:bCs/>
-          <w:lang w:eastAsia="es-CO"/>
-        </w:rPr>
-        <w:t>anticipar el efecto de cada operación en el saldo de las cuentas</w:t>
-      </w:r>
-      <w:r>
-        <w:rPr>
-          <w:lang w:eastAsia="es-CO"/>
-        </w:rPr>
-        <w:t xml:space="preserve"> y aplicar correctamente el principio de partida doble. </w:t>
+          <w:lang w:eastAsia="es-CO"/>
+        </w:rPr>
+        <w:t xml:space="preserve">anticipar el efecto de cada operación en el saldo de las cuentas </w:t>
+      </w:r>
+      <w:r>
+        <w:rPr>
+          <w:lang w:eastAsia="es-CO"/>
+        </w:rPr>
+        <w:t>y aplicar correctamente el principio de partida doble. </w:t>
       </w:r>
     </w:p>
     <w:p>
@@ -4854,6 +4840,10 @@
       </w:r>
     </w:p>
     <w:p>
+      <w:pPr>
+        <w:pStyle w:val="Prrafodelista"/>
+        <w:ind w:left="1429" w:firstLine="0"/>
+      </w:pPr>
       <w:r>
         <w:t>F</w:t>
       </w:r>
@@ -4922,42 +4912,22 @@
         <w:t xml:space="preserve">miten que cada asiento sea </w:t>
       </w:r>
       <w:r>
-        <w:rPr>
-          <w:b/>
-          <w:bCs/>
-        </w:rPr>
         <w:t>verificable durante auditorías, r</w:t>
       </w:r>
       <w:r>
-        <w:rPr>
-          <w:b/>
-          <w:bCs/>
-        </w:rPr>
         <w:t>e</w:t>
       </w:r>
       <w:r>
-        <w:rPr>
-          <w:b/>
-          <w:bCs/>
-        </w:rPr>
         <w:t>visiones fiscales o procesos l</w:t>
       </w:r>
       <w:r>
-        <w:rPr>
-          <w:b/>
-          <w:bCs/>
-        </w:rPr>
         <w:t>e</w:t>
       </w:r>
       <w:r>
-        <w:rPr>
-          <w:b/>
-          <w:bCs/>
-        </w:rPr>
-        <w:t>gales</w:t>
-      </w:r>
-      <w:r>
-        <w:t>, garantizando la transparencia y la responsabilidad contable.</w:t>
+        <w:t xml:space="preserve">gales, </w:t>
+      </w:r>
+      <w:r>
+        <w:t>garantizando la transparencia y la responsabilidad contable.</w:t>
       </w:r>
     </w:p>
     <w:p>
@@ -5344,20 +5314,10 @@
       <w:bookmarkEnd w:id="6"/>
     </w:p>
     <w:p>
-      <w:pPr>
-        <w:rPr>
-          <w:b/>
-          <w:bCs/>
-        </w:rPr>
-      </w:pPr>
       <w:r>
         <w:t xml:space="preserve">El registro contable de una operación no consiste en un acto aislado, sino en un </w:t>
       </w:r>
       <w:r>
-        <w:rPr>
-          <w:b/>
-          <w:bCs/>
-        </w:rPr>
         <w:t>proceso técnico que va desde la identificación del hecho económico hasta su integración en los estados financieros. </w:t>
       </w:r>
     </w:p>
@@ -5369,17 +5329,9 @@
         <w:t> “</w:t>
       </w:r>
       <w:r>
-        <w:rPr>
-          <w:b/>
-          <w:bCs/>
-        </w:rPr>
         <w:t>L</w:t>
       </w:r>
       <w:r>
-        <w:rPr>
-          <w:b/>
-          <w:bCs/>
-        </w:rPr>
         <w:t>a disciplina en la secuencia del registro contable evita errores acumulativos que comprometen la calidad de la información</w:t>
       </w:r>
       <w:r>
@@ -5393,6 +5345,9 @@
       </w:r>
     </w:p>
     <w:p>
+      <w:pPr>
+        <w:pStyle w:val="Sangradetextonormal"/>
+      </w:pPr>
       <w:r>
         <w:t>El registro contable de las operaciones sigue un procedimiento estructurado que asegura la coherencia, trazabilidad y validez de la información financiera. Cada etapa cumple una función específica dentro del ciclo contable, desde la identificación del hecho económico hasta su incorporación en los estados financieros. A continuación, se describen las fases principales de este proceso.</w:t>
       </w:r>
@@ -6056,17 +6011,16 @@
         <w:t xml:space="preserve"> Este procedimiento asegura que los registros sean </w:t>
       </w:r>
       <w:r>
-        <w:rPr>
-          <w:b/>
-          <w:bCs/>
-        </w:rPr>
-        <w:t>completos, consistentes y auditables</w:t>
-      </w:r>
-      <w:r>
-        <w:t>, conectando cada operación con los informes financieros que la resumen. </w:t>
-      </w:r>
-    </w:p>
-    <w:p>
+        <w:t>completos, consistentes y auditables,</w:t>
+      </w:r>
+      <w:r>
+        <w:t xml:space="preserve"> conectando cada operación con los informes financieros que la resumen. </w:t>
+      </w:r>
+    </w:p>
+    <w:p>
+      <w:pPr>
+        <w:pStyle w:val="Sangradetextonormal"/>
+      </w:pPr>
       <w:r>
         <w:t>Los asientos contables son el punto de partida del proceso contable. Comprender el principio de partida doble, la representación en cuenta T, los elementos y tipos de asientos, así como el procedimiento de registro, garantiza que los hechos económicos se conviertan en información clara, ordenada y confiable.</w:t>
       </w:r>
@@ -6138,189 +6092,43 @@
       <w:bookmarkEnd w:id="7"/>
     </w:p>
     <w:p>
-      <w:r>
-        <w:t xml:space="preserve">El </w:t>
-      </w:r>
-      <w:r>
-        <w:rPr>
-          <w:b/>
-          <w:bCs/>
-        </w:rPr>
-        <w:t>ciclo contable</w:t>
-      </w:r>
-      <w:r>
-        <w:t xml:space="preserve"> inicia con la </w:t>
-      </w:r>
-      <w:r>
-        <w:rPr>
-          <w:b/>
-          <w:bCs/>
-        </w:rPr>
-        <w:t>identificación y recolección de los documentos soporte,</w:t>
-      </w:r>
-      <w:r>
-        <w:t xml:space="preserve"> que son las evidencias de las transacciones financieras. Por ejemplo, si una empresa compra materia prima por </w:t>
-      </w:r>
-      <w:r>
-        <w:rPr>
-          <w:b/>
-          <w:bCs/>
-        </w:rPr>
-        <w:t>$2.500.000</w:t>
+      <w:pPr>
+        <w:pStyle w:val="Sangradetextonormal"/>
+      </w:pPr>
+      <w:r>
+        <w:t>El ciclo contable inicia con la identificación y recolección de los documentos soporte, que son las evidencias de las transacciones financieras. Por ejemplo, si una empresa compra materia prima por $2.500.000</w:t>
       </w:r>
       <w:r>
         <w:t>, la factura de compra será el soporte que originará el registro contable. Fierro Martínez (2011) indica que “sin documentos fuente confiables, el registro contable pierde validez y se compromete la calidad de los estados financieros” (p. 52). Esta etapa es crucial porque cada documento define qué cuentas se verán afectadas y con qué valores, estableciendo el punto de partida del proceso contable. </w:t>
       </w:r>
     </w:p>
     <w:p>
+      <w:pPr>
+        <w:pStyle w:val="Sangradetextonormal"/>
+      </w:pPr>
       <w:r>
         <w:t xml:space="preserve">Posteriormente, se realiza el </w:t>
       </w:r>
       <w:r>
-        <w:rPr>
-          <w:b/>
-          <w:bCs/>
-        </w:rPr>
-        <w:t>registro de las operaciones en los libros principales</w:t>
-      </w:r>
-      <w:r>
-        <w:t xml:space="preserve">, aplicando el principio de la partida doble. Continuando con el ejemplo, la compra de materia prima por </w:t>
-      </w:r>
-      <w:r>
-        <w:rPr>
-          <w:b/>
-          <w:bCs/>
-        </w:rPr>
-        <w:t xml:space="preserve">$2.500.000 </w:t>
-      </w:r>
-      <w:r>
-        <w:t>se registraría como un</w:t>
-      </w:r>
-      <w:r>
-        <w:rPr>
-          <w:b/>
-          <w:bCs/>
-        </w:rPr>
-        <w:t xml:space="preserve"> débito a Inventarios</w:t>
-      </w:r>
-      <w:r>
-        <w:t xml:space="preserve"> y un </w:t>
-      </w:r>
-      <w:r>
-        <w:rPr>
-          <w:b/>
-          <w:bCs/>
-        </w:rPr>
-        <w:t>crédito a Proveedores</w:t>
-      </w:r>
-      <w:r>
-        <w:t xml:space="preserve">, manteniendo el equilibrio contable. Si en el mismo mes la empresa vende productos terminados por </w:t>
-      </w:r>
-      <w:r>
-        <w:rPr>
-          <w:b/>
-          <w:bCs/>
-        </w:rPr>
-        <w:t>$4.000.000</w:t>
-      </w:r>
-      <w:r>
-        <w:t xml:space="preserve"> en efectivo, el registro sería un </w:t>
-      </w:r>
-      <w:r>
-        <w:rPr>
-          <w:b/>
-          <w:bCs/>
-        </w:rPr>
-        <w:t>débito a Caja</w:t>
-      </w:r>
-      <w:r>
-        <w:t xml:space="preserve"> y un </w:t>
-      </w:r>
-      <w:r>
-        <w:rPr>
-          <w:b/>
-          <w:bCs/>
-        </w:rPr>
-        <w:t>crédito a Ingresos por Ventas</w:t>
+        <w:t>registro de las operaciones en los libros principales, aplicando el principio de la partida doble. Continuando con el ejemplo, la compra de materia prima por $2.500.000 se registraría como un débito a Inventarios y un crédito a Proveedores, manteniendo el equilibrio contable. Si en el mismo mes la empresa vende productos terminados por $4.000.000 en efectivo, el registro sería un débito a Caja y un crédito a Ingresos por Ventas</w:t>
       </w:r>
       <w:r>
         <w:t>. León García (2009) resalta que “el registro ordenado de las operaciones garantiza la consistencia de la información y permite analizar su efecto en la posición financiera de la empresa” (p. 93). </w:t>
       </w:r>
     </w:p>
     <w:p>
-      <w:r>
-        <w:t xml:space="preserve">En el cierre del ciclo contable se realizan </w:t>
-      </w:r>
-      <w:r>
-        <w:rPr>
-          <w:b/>
-          <w:bCs/>
-        </w:rPr>
-        <w:t>ajustes, conciliaciones y elaboración de los estados financieros.</w:t>
-      </w:r>
-      <w:r>
-        <w:t xml:space="preserve"> Siguiendo con los ejemplos, al cierre del mes el balance de comprobación reflejará un incremento de </w:t>
-      </w:r>
-      <w:r>
-        <w:rPr>
-          <w:b/>
-          <w:bCs/>
-        </w:rPr>
-        <w:t>$2.500.000 en Inventarios</w:t>
-      </w:r>
-      <w:r>
-        <w:t xml:space="preserve"> y un aumento en </w:t>
-      </w:r>
-      <w:r>
-        <w:rPr>
-          <w:b/>
-          <w:bCs/>
-        </w:rPr>
-        <w:t>Proveedores</w:t>
-      </w:r>
-      <w:r>
-        <w:t xml:space="preserve">, mientras que Caja mostrará un incremento de </w:t>
-      </w:r>
-      <w:r>
-        <w:rPr>
-          <w:b/>
-          <w:bCs/>
-        </w:rPr>
-        <w:t>$4.000.000</w:t>
-      </w:r>
-      <w:r>
-        <w:t xml:space="preserve"> por las ventas realizadas. Con esta información, se elabora el </w:t>
-      </w:r>
-      <w:r>
-        <w:rPr>
-          <w:b/>
-          <w:bCs/>
-        </w:rPr>
-        <w:t>Estado de Resultados</w:t>
-      </w:r>
-      <w:r>
-        <w:t xml:space="preserve">, que mostraría un </w:t>
+      <w:pPr>
+        <w:pStyle w:val="Sangradetextonormal"/>
+      </w:pPr>
+      <w:r>
+        <w:t>En el cierre del ciclo contable se realizan</w:t>
+      </w:r>
+      <w:r>
+        <w:t xml:space="preserve"> ajustes, conciliaciones y elaboración de los estados financieros. Siguiendo con los ejemplos, al cierre del mes el balance de comprobación reflejará un incremento de $2.500.000 en Inventarios y un aumento en Proveedores, mientras que Caja mostrará un incremento de $4.000.000 por las ventas realizadas. Con esta información, se elabora el Estado de Resultados, que mostraría un </w:t>
       </w:r>
       <w:r>
         <w:lastRenderedPageBreak/>
-        <w:t xml:space="preserve">ingreso neto de </w:t>
-      </w:r>
-      <w:r>
-        <w:rPr>
-          <w:b/>
-          <w:bCs/>
-        </w:rPr>
-        <w:t>$4.000.000</w:t>
-      </w:r>
-      <w:r>
-        <w:t xml:space="preserve">, y el </w:t>
-      </w:r>
-      <w:r>
-        <w:rPr>
-          <w:b/>
-          <w:bCs/>
-        </w:rPr>
-        <w:t>Balance General,</w:t>
+        <w:t>ingreso neto de $4.000.000, y el Balance General,</w:t>
       </w:r>
       <w:r>
         <w:t xml:space="preserve"> que reflejaría los activos, pasivos y patrimonio actualizados. Ortiz Anaya (2018) afirma que “cada etapa del ciclo contable está interrelacionada y su correcta ejecución garantiza la generación de reportes financieros confiables y útiles para la toma de decisiones” (p. 35). </w:t>
@@ -6559,7 +6367,10 @@
         <w:ind w:left="709" w:firstLine="0"/>
       </w:pPr>
       <w:r>
-        <w:t xml:space="preserve">Pagos e </w:t>
+        <w:t>Pagos</w:t>
+      </w:r>
+      <w:r>
+        <w:t>.</w:t>
       </w:r>
     </w:p>
     <w:p>
@@ -6684,18 +6495,17 @@
       </w:r>
     </w:p>
     <w:p>
-      <w:r>
-        <w:t xml:space="preserve">En conclusión, el ciclo contable es el </w:t>
-      </w:r>
-      <w:r>
-        <w:rPr>
-          <w:b/>
-          <w:bCs/>
-        </w:rPr>
-        <w:t>eje que articula la contabilidad con la gestión empresarial</w:t>
-      </w:r>
-      <w:r>
-        <w:t>, convirtiendo los hechos económicos en información confiable para la toma de decisiones estratégicas. </w:t>
+      <w:pPr>
+        <w:pStyle w:val="Sangradetextonormal"/>
+      </w:pPr>
+      <w:r>
+        <w:t xml:space="preserve">En conclusión, el ciclo contable es </w:t>
+      </w:r>
+      <w:r>
+        <w:t>el eje que articula la contabilidad con la gestión empresarial,</w:t>
+      </w:r>
+      <w:r>
+        <w:t xml:space="preserve"> convirtiendo los hechos económicos en información confiable para la toma de decisiones estratégicas. </w:t>
       </w:r>
     </w:p>
     <w:p>
@@ -6757,56 +6567,26 @@
       </w:r>
     </w:p>
     <w:p>
-      <w:r>
-        <w:t xml:space="preserve">El registro de </w:t>
-      </w:r>
-      <w:r>
-        <w:rPr>
-          <w:b/>
-          <w:bCs/>
-        </w:rPr>
-        <w:t>compras</w:t>
-      </w:r>
-      <w:r>
-        <w:t xml:space="preserve"> es una de las operaciones más frecuentes en cualquier empresa y consiste en contabilizar la adquisición de bienes o servicios necesarios para la operación. Por ejemplo, si una empresa adquiere materia prima por </w:t>
-      </w:r>
-      <w:r>
-        <w:rPr>
-          <w:b/>
-          <w:bCs/>
-        </w:rPr>
-        <w:t>$3.000.000 a crédito</w:t>
-      </w:r>
-      <w:r>
-        <w:t xml:space="preserve">, el asiento contable sería: </w:t>
-      </w:r>
-      <w:r>
-        <w:rPr>
-          <w:b/>
-          <w:bCs/>
-        </w:rPr>
-        <w:t>Débito a Inventarios por $3.000.000</w:t>
-      </w:r>
-      <w:r>
-        <w:t xml:space="preserve"> y </w:t>
-      </w:r>
-      <w:r>
-        <w:rPr>
-          <w:b/>
-          <w:bCs/>
-        </w:rPr>
-        <w:t>Crédito a Proveedores por $3.000.000</w:t>
-      </w:r>
-      <w:r>
-        <w:t xml:space="preserve">. Fierro Martínez (2011) explica que “el registro de compras permite controlar los costos y planificar las necesidades de aprovisionamiento </w:t>
+      <w:pPr>
+        <w:pStyle w:val="Sangradetextonormal"/>
+      </w:pPr>
+      <w:r>
+        <w:t xml:space="preserve">El registro </w:t>
+      </w:r>
+      <w:r>
+        <w:t>de compras es una de las operaciones más frecuentes en cualquier empresa y consiste en contabilizar la adquisición de bienes o servicios necesarios para la operación. Por ejemplo, si una empresa adquiere materia prima por $3.000.000 a crédito, el asiento contable sería: Débito a Inventarios por $3.000.000 y Crédito a Proveedores por $3.000.000.</w:t>
+      </w:r>
+      <w:r>
+        <w:t xml:space="preserve"> Fierro Martínez (2011) explica que “el registro de compras permite controlar los costos y planificar las necesidades de aprovisionamiento de </w:t>
       </w:r>
       <w:r>
         <w:lastRenderedPageBreak/>
-        <w:t>de manera eficiente” (p. 75). Además, este registro es clave para determinar el costo de ventas y mantener actualizado el saldo de los inventarios. </w:t>
-      </w:r>
-    </w:p>
-    <w:p>
-      <w:pPr>
+        <w:t>manera eficiente” (p. 75). Además, este registro es clave para determinar el costo de ventas y mantener actualizado el saldo de los inventarios. </w:t>
+      </w:r>
+    </w:p>
+    <w:p>
+      <w:pPr>
+        <w:pStyle w:val="Sangradetextonormal"/>
         <w:rPr>
           <w:rFonts w:ascii="Segoe UI" w:hAnsi="Segoe UI" w:cs="Segoe UI"/>
           <w:sz w:val="18"/>
@@ -6818,85 +6598,13 @@
         <w:rPr>
           <w:lang w:eastAsia="es-CO"/>
         </w:rPr>
-        <w:t xml:space="preserve">En el caso de las </w:t>
-      </w:r>
-      <w:r>
-        <w:rPr>
-          <w:b/>
-          <w:bCs/>
-          <w:lang w:eastAsia="es-CO"/>
-        </w:rPr>
-        <w:t>ventas</w:t>
-      </w:r>
-      <w:r>
-        <w:rPr>
-          <w:lang w:eastAsia="es-CO"/>
-        </w:rPr>
-        <w:t xml:space="preserve">, estas representan los ingresos principales de la empresa. Si se vende mercancía por </w:t>
-      </w:r>
-      <w:r>
-        <w:rPr>
-          <w:b/>
-          <w:bCs/>
-          <w:lang w:eastAsia="es-CO"/>
-        </w:rPr>
-        <w:t>$5.000.000 en efectivo</w:t>
-      </w:r>
-      <w:r>
-        <w:rPr>
-          <w:lang w:eastAsia="es-CO"/>
-        </w:rPr>
-        <w:t xml:space="preserve">, el asiento sería </w:t>
-      </w:r>
-      <w:r>
-        <w:rPr>
-          <w:b/>
-          <w:bCs/>
-          <w:lang w:eastAsia="es-CO"/>
-        </w:rPr>
-        <w:t>Débito a Caja por $5.000.000</w:t>
-      </w:r>
-      <w:r>
-        <w:rPr>
-          <w:lang w:eastAsia="es-CO"/>
-        </w:rPr>
-        <w:t xml:space="preserve"> y </w:t>
-      </w:r>
-      <w:r>
-        <w:rPr>
-          <w:b/>
-          <w:bCs/>
-          <w:lang w:eastAsia="es-CO"/>
-        </w:rPr>
-        <w:t>Crédito a Ingresos por Ventas por $5.000.000</w:t>
-      </w:r>
-      <w:r>
-        <w:rPr>
-          <w:lang w:eastAsia="es-CO"/>
-        </w:rPr>
-        <w:t xml:space="preserve">. Cuando las ventas son a crédito, se registra un </w:t>
-      </w:r>
-      <w:r>
-        <w:rPr>
-          <w:b/>
-          <w:bCs/>
-          <w:lang w:eastAsia="es-CO"/>
-        </w:rPr>
-        <w:t>Débito a Cuentas por Cobrar</w:t>
-      </w:r>
-      <w:r>
-        <w:rPr>
-          <w:lang w:eastAsia="es-CO"/>
-        </w:rPr>
-        <w:t xml:space="preserve"> y un </w:t>
-      </w:r>
-      <w:r>
-        <w:rPr>
-          <w:b/>
-          <w:bCs/>
-          <w:lang w:eastAsia="es-CO"/>
-        </w:rPr>
-        <w:t>Crédito a Ventas</w:t>
+        <w:t xml:space="preserve">En el caso de </w:t>
+      </w:r>
+      <w:r>
+        <w:rPr>
+          <w:lang w:eastAsia="es-CO"/>
+        </w:rPr>
+        <w:t>las ventas, estas representan los ingresos principales de la empresa. Si se vende mercancía por $5.000.000 en efectivo, el asiento sería Débito a Caja por $5.000.000 y Crédito a Ingresos por Ventas por $5.000.000. Cuando las ventas son a crédito, se registra un Débito a Cuentas por Cobrar y un Crédito a Ventas</w:t>
       </w:r>
       <w:r>
         <w:rPr>
@@ -6907,71 +6615,16 @@
     </w:p>
     <w:p>
       <w:pPr>
-        <w:rPr>
-          <w:lang w:eastAsia="es-CO"/>
-        </w:rPr>
-      </w:pPr>
-      <w:r>
-        <w:rPr>
-          <w:lang w:eastAsia="es-CO"/>
-        </w:rPr>
-        <w:t xml:space="preserve">Los </w:t>
-      </w:r>
-      <w:r>
-        <w:rPr>
-          <w:b/>
-          <w:bCs/>
-          <w:lang w:eastAsia="es-CO"/>
-        </w:rPr>
-        <w:t>gastos</w:t>
-      </w:r>
-      <w:r>
-        <w:rPr>
-          <w:lang w:eastAsia="es-CO"/>
-        </w:rPr>
-        <w:t xml:space="preserve"> son desembolsos necesarios para mantener la operación, como el pago de servicios, salarios o alquileres. Por ejemplo, si se paga el servicio de energía por </w:t>
-      </w:r>
-      <w:r>
-        <w:rPr>
-          <w:b/>
-          <w:bCs/>
-          <w:lang w:eastAsia="es-CO"/>
-        </w:rPr>
-        <w:t>$800.000 en efectivo</w:t>
-      </w:r>
-      <w:r>
-        <w:rPr>
-          <w:lang w:eastAsia="es-CO"/>
-        </w:rPr>
-        <w:t xml:space="preserve">, se registra un </w:t>
-      </w:r>
-      <w:r>
-        <w:rPr>
-          <w:b/>
-          <w:bCs/>
-          <w:lang w:eastAsia="es-CO"/>
-        </w:rPr>
-        <w:t>Débito a Gastos de Servicios Públicos</w:t>
-      </w:r>
-      <w:r>
-        <w:rPr>
-          <w:lang w:eastAsia="es-CO"/>
-        </w:rPr>
-        <w:t xml:space="preserve"> y un </w:t>
-      </w:r>
-      <w:r>
-        <w:rPr>
-          <w:b/>
-          <w:bCs/>
-          <w:lang w:eastAsia="es-CO"/>
-        </w:rPr>
-        <w:t>Crédito a Caja</w:t>
-      </w:r>
-      <w:r>
-        <w:rPr>
-          <w:lang w:eastAsia="es-CO"/>
-        </w:rPr>
-        <w:t>.  </w:t>
+        <w:pStyle w:val="Sangradetextonormal"/>
+        <w:rPr>
+          <w:lang w:eastAsia="es-CO"/>
+        </w:rPr>
+      </w:pPr>
+      <w:r>
+        <w:rPr>
+          <w:lang w:eastAsia="es-CO"/>
+        </w:rPr>
+        <w:t>Los gastos son desembolsos necesarios para mantener la operación, como el pago de servicios, salarios o alquileres. Por ejemplo, si se paga el servicio de energía por $800.000 en efectivo, se registra un Débito a Gastos de Servicios Públicos y un Crédito a Caja.  </w:t>
       </w:r>
     </w:p>
     <w:p>
@@ -6994,11 +6647,18 @@
         <w:rPr>
           <w:lang w:eastAsia="es-CO"/>
         </w:rPr>
-        <w:t xml:space="preserve"> claro de los gastos, la empresa puede identificar cuáles son fijos, variables o extraordinarios, y tomar decisiones para optimizar sus recursos.</w:t>
-      </w:r>
-    </w:p>
-    <w:p>
-      <w:pPr>
+        <w:t xml:space="preserve"> claro de los gastos, la empresa puede identificar cuáles son fijos, variables o extraordinarios, y tomar decisiones </w:t>
+      </w:r>
+      <w:r>
+        <w:rPr>
+          <w:lang w:eastAsia="es-CO"/>
+        </w:rPr>
+        <w:t>para optimizar sus recursos.</w:t>
+      </w:r>
+    </w:p>
+    <w:p>
+      <w:pPr>
+        <w:pStyle w:val="Sangradetextonormal"/>
         <w:rPr>
           <w:rFonts w:ascii="Segoe UI" w:hAnsi="Segoe UI" w:cs="Segoe UI"/>
           <w:sz w:val="18"/>
@@ -7010,74 +6670,25 @@
         <w:rPr>
           <w:lang w:eastAsia="es-CO"/>
         </w:rPr>
-        <w:t xml:space="preserve">En cuanto a los </w:t>
-      </w:r>
-      <w:r>
-        <w:rPr>
-          <w:b/>
-          <w:bCs/>
-          <w:lang w:eastAsia="es-CO"/>
-        </w:rPr>
-        <w:t>pagos</w:t>
-      </w:r>
-      <w:r>
-        <w:rPr>
-          <w:lang w:eastAsia="es-CO"/>
-        </w:rPr>
-        <w:t xml:space="preserve">, estos representan la salida de recursos para saldar obligaciones previamente registradas. Si la empresa paga a un proveedor </w:t>
-      </w:r>
-      <w:r>
-        <w:rPr>
-          <w:b/>
-          <w:bCs/>
-          <w:lang w:eastAsia="es-CO"/>
-        </w:rPr>
-        <w:t>$2.000.000 mediante transferencia bancaria</w:t>
-      </w:r>
-      <w:r>
-        <w:rPr>
-          <w:lang w:eastAsia="es-CO"/>
-        </w:rPr>
-        <w:t xml:space="preserve">, el asiento sería </w:t>
-      </w:r>
-      <w:r>
-        <w:rPr>
-          <w:b/>
-          <w:bCs/>
-          <w:lang w:eastAsia="es-CO"/>
-        </w:rPr>
-        <w:t>Débito a Proveedores por $2.000.000</w:t>
-      </w:r>
-      <w:r>
-        <w:rPr>
-          <w:lang w:eastAsia="es-CO"/>
-        </w:rPr>
-        <w:t xml:space="preserve"> y </w:t>
-      </w:r>
-      <w:r>
-        <w:rPr>
-          <w:b/>
-          <w:bCs/>
-          <w:lang w:eastAsia="es-CO"/>
-        </w:rPr>
-        <w:t>Crédito a Bancos por $2.000.000</w:t>
-      </w:r>
-      <w:r>
-        <w:rPr>
-          <w:lang w:eastAsia="es-CO"/>
-        </w:rPr>
-        <w:t xml:space="preserve">, reflejando la disminución del pasivo. Fierro Martínez (2011) destaca que “la correcta aplicación de los pagos permite </w:t>
+        <w:t>En cuanto a los pagos, estos representan la salida de recursos para saldar obligaciones previamente registradas. Si la empresa paga a un proveedor $2.000.000 mediante transferencia bancaria, el asiento sería Débito a Proveedores por $2.000.000 y Crédito a Bancos por $2.000.000, reflejando</w:t>
+      </w:r>
+      <w:r>
+        <w:rPr>
+          <w:lang w:eastAsia="es-CO"/>
+        </w:rPr>
+        <w:t xml:space="preserve"> la disminución del pasivo. Fierro Martínez (2011) destaca que “la correcta aplicación de los pagos permite mantener </w:t>
       </w:r>
       <w:r>
         <w:rPr>
           <w:lang w:eastAsia="es-CO"/>
         </w:rPr>
         <w:lastRenderedPageBreak/>
-        <w:t>mantener relaciones comerciales sanas y evita acumulación innecesaria de deudas” (p. 83). Este control también ayuda a planificar la liquidez y a evitar retrasos que puedan generar intereses o recargos. </w:t>
-      </w:r>
-    </w:p>
-    <w:p>
-      <w:pPr>
+        <w:t>relaciones comerciales sanas y evita acumulación innecesaria de deudas” (p. 83). Este control también ayuda a planificar la liquidez y a evitar retrasos que puedan generar intereses o recargos. </w:t>
+      </w:r>
+    </w:p>
+    <w:p>
+      <w:pPr>
+        <w:pStyle w:val="Sangradetextonormal"/>
         <w:rPr>
           <w:rFonts w:ascii="Segoe UI" w:hAnsi="Segoe UI" w:cs="Segoe UI"/>
           <w:sz w:val="18"/>
@@ -7093,59 +6704,15 @@
       </w:r>
       <w:r>
         <w:rPr>
-          <w:b/>
-          <w:bCs/>
-          <w:lang w:eastAsia="es-CO"/>
-        </w:rPr>
-        <w:t>ingresos</w:t>
-      </w:r>
-      <w:r>
-        <w:rPr>
-          <w:lang w:eastAsia="es-CO"/>
-        </w:rPr>
-        <w:t xml:space="preserve"> incluyen tanto las ventas como otras entradas de recursos, como intereses o rendimientos financieros. Por ejemplo, si la empresa recibe intereses por </w:t>
-      </w:r>
-      <w:r>
-        <w:rPr>
-          <w:b/>
-          <w:bCs/>
-          <w:lang w:eastAsia="es-CO"/>
-        </w:rPr>
-        <w:t>$500.000</w:t>
-      </w:r>
-      <w:r>
-        <w:rPr>
-          <w:lang w:eastAsia="es-CO"/>
-        </w:rPr>
-        <w:t xml:space="preserve"> en su cuenta bancaria, se registra </w:t>
-      </w:r>
-      <w:r>
-        <w:rPr>
-          <w:b/>
-          <w:bCs/>
-          <w:lang w:eastAsia="es-CO"/>
-        </w:rPr>
-        <w:t>Débito a Bancos por $500.000</w:t>
-      </w:r>
-      <w:r>
-        <w:rPr>
-          <w:lang w:eastAsia="es-CO"/>
-        </w:rPr>
-        <w:t xml:space="preserve"> y </w:t>
-      </w:r>
-      <w:r>
-        <w:rPr>
-          <w:b/>
-          <w:bCs/>
-          <w:lang w:eastAsia="es-CO"/>
-        </w:rPr>
-        <w:t>Crédito a Ingresos Financieros por $500.000</w:t>
-      </w:r>
-      <w:r>
-        <w:rPr>
-          <w:lang w:eastAsia="es-CO"/>
-        </w:rPr>
-        <w:t>. León García (2009) sostiene que “registrar los ingresos de manera diferenciada permite identificar sus fuentes y medir el impacto de cada línea de negocio en los resultados financieros” (p. 109). Con un adecuado control de las compras, ventas, gastos, pagos e ingresos, el ciclo contable mantiene la información actualizada y confiable para la toma de decisiones estratégicas. </w:t>
+          <w:lang w:eastAsia="es-CO"/>
+        </w:rPr>
+        <w:t>ingresos incluyen tanto las ventas como otras entradas de recursos, como intereses o rendimientos financieros. Por ejemplo, si la empresa recibe intereses por $500.000 en su cuenta bancaria, se registra Débito a Bancos por $500.000 y Crédito a Ingresos Financieros por $500.000.</w:t>
+      </w:r>
+      <w:r>
+        <w:rPr>
+          <w:lang w:eastAsia="es-CO"/>
+        </w:rPr>
+        <w:t xml:space="preserve"> León García (2009) sostiene que “registrar los ingresos de manera diferenciada permite identificar sus fuentes y medir el impacto de cada línea de negocio en los resultados financieros” (p. 109). Con un adecuado control de las compras, ventas, gastos, pagos e ingresos, el ciclo contable mantiene la información actualizada y confiable para la toma de decisiones estratégicas. </w:t>
       </w:r>
     </w:p>
     <w:p>
@@ -7666,53 +7233,23 @@
       </w:r>
       <w:r>
         <w:rPr>
+          <w:lang w:eastAsia="es-CO"/>
+        </w:rPr>
+        <w:t>registro contable en libros principales es la etapa del ciclo contable en la que se ordenan cronológicamente las operaciones financieras de la empresa, asegurando que cada transacción quede documentada de manera formal. Los principales libros son el libro diario, donde se registran todas las operaciones en orden de ocurrencia; el libro mayor, donde se clasifican los movimientos por cuentas; y el balance de</w:t>
+      </w:r>
+      <w:r>
+        <w:rPr>
           <w:b/>
           <w:bCs/>
           <w:lang w:eastAsia="es-CO"/>
         </w:rPr>
-        <w:t>registro contable en libros principales</w:t>
-      </w:r>
-      <w:r>
-        <w:rPr>
-          <w:lang w:eastAsia="es-CO"/>
-        </w:rPr>
-        <w:t xml:space="preserve"> es la etapa del ciclo contable en la que se ordenan cronológicamente las operaciones financieras de la empresa, asegurando que cada transacción quede documentada de manera formal. Los principales libros son el </w:t>
-      </w:r>
-      <w:r>
-        <w:rPr>
-          <w:b/>
-          <w:bCs/>
-          <w:lang w:eastAsia="es-CO"/>
-        </w:rPr>
-        <w:t>libro diario</w:t>
-      </w:r>
-      <w:r>
-        <w:rPr>
-          <w:lang w:eastAsia="es-CO"/>
-        </w:rPr>
-        <w:t xml:space="preserve">, donde se registran todas las operaciones en orden de ocurrencia; el </w:t>
-      </w:r>
-      <w:r>
-        <w:rPr>
-          <w:b/>
-          <w:bCs/>
-          <w:lang w:eastAsia="es-CO"/>
-        </w:rPr>
-        <w:t>libro mayor</w:t>
-      </w:r>
-      <w:r>
-        <w:rPr>
-          <w:lang w:eastAsia="es-CO"/>
-        </w:rPr>
-        <w:t xml:space="preserve">, donde se clasifican los movimientos por cuentas; y el </w:t>
-      </w:r>
-      <w:r>
-        <w:rPr>
-          <w:b/>
-          <w:bCs/>
-          <w:lang w:eastAsia="es-CO"/>
-        </w:rPr>
-        <w:t>balance de comprobación</w:t>
+        <w:t xml:space="preserve"> </w:t>
+      </w:r>
+      <w:r>
+        <w:rPr>
+          <w:lang w:eastAsia="es-CO"/>
+        </w:rPr>
+        <w:t>comprobación</w:t>
       </w:r>
       <w:r>
         <w:rPr>
@@ -7868,15 +7405,7 @@
         <w:rPr>
           <w:lang w:eastAsia="es-CO"/>
         </w:rPr>
-        <w:t xml:space="preserve">Estos requisitos garantizan que los libros contables sean </w:t>
-      </w:r>
-      <w:r>
-        <w:rPr>
-          <w:b/>
-          <w:bCs/>
-          <w:lang w:eastAsia="es-CO"/>
-        </w:rPr>
-        <w:t>fuentes confiables y legalmente válidas de información financiera. </w:t>
+        <w:t>Estos requisitos garantizan que los libros contables sean fuentes confiables y legalmente válidas de información financiera. </w:t>
       </w:r>
     </w:p>
     <w:p>
@@ -7890,40 +7419,16 @@
         <w:rPr>
           <w:lang w:eastAsia="es-CO"/>
         </w:rPr>
-        <w:t>En la práctica, cada operación registrada en el libro diario se traslada al libro mayor, donde se acumulan los movimientos de cada cuenta específica, permitiendo conocer su saldo actualizado. Por ejemplo, si la empresa registra la compra de suministros por</w:t>
-      </w:r>
-      <w:r>
-        <w:rPr>
-          <w:b/>
-          <w:bCs/>
-          <w:lang w:eastAsia="es-CO"/>
-        </w:rPr>
-        <w:t xml:space="preserve"> $1.500.000 </w:t>
-      </w:r>
-      <w:r>
-        <w:rPr>
-          <w:lang w:eastAsia="es-CO"/>
-        </w:rPr>
-        <w:t xml:space="preserve">y el pago de servicios públicos por </w:t>
-      </w:r>
-      <w:r>
-        <w:rPr>
-          <w:b/>
-          <w:bCs/>
-          <w:lang w:eastAsia="es-CO"/>
-        </w:rPr>
-        <w:t>$800.000</w:t>
-      </w:r>
-      <w:r>
-        <w:rPr>
-          <w:lang w:eastAsia="es-CO"/>
-        </w:rPr>
-        <w:t xml:space="preserve">, ambos movimientos quedan primero anotados en el libro diario y luego se trasladan a las cuentas correspondientes en el libro mayor: </w:t>
-      </w:r>
-      <w:r>
-        <w:rPr>
-          <w:b/>
-          <w:bCs/>
+        <w:t xml:space="preserve">En la práctica, cada operación registrada en el libro diario se traslada al libro mayor, donde se acumulan los movimientos de cada cuenta específica, permitiendo conocer su saldo actualizado. Por ejemplo, si la empresa registra la compra de suministros por $1.500.000 y el pago de servicios públicos por $800.000, ambos movimientos quedan primero anotados </w:t>
+      </w:r>
+      <w:r>
+        <w:rPr>
+          <w:lang w:eastAsia="es-CO"/>
+        </w:rPr>
+        <w:t xml:space="preserve">en el libro diario y luego se trasladan a las cuentas correspondientes en el libro mayor: </w:t>
+      </w:r>
+      <w:r>
+        <w:rPr>
           <w:lang w:eastAsia="es-CO"/>
         </w:rPr>
         <w:t xml:space="preserve">Suministros, Gastos de Servicios Públicos y Caja o Bancos. </w:t>
@@ -7936,28 +7441,17 @@
       </w:r>
     </w:p>
     <w:p>
+      <w:pPr>
+        <w:pStyle w:val="Sangradetextonormal"/>
+      </w:pPr>
       <w:r>
         <w:t xml:space="preserve">El balance de comprobación complementa este proceso, ya que resume los saldos de todas las cuentas para verificar que la suma de los débitos sea igual a la suma de los créditos, manteniendo el equilibrio contable. Por ejemplo, si al cierre del mes los débitos totalizan </w:t>
       </w:r>
       <w:r>
-        <w:rPr>
-          <w:b/>
-          <w:bCs/>
-        </w:rPr>
-        <w:t xml:space="preserve">$12.000.000 </w:t>
-      </w:r>
-      <w:r>
-        <w:t xml:space="preserve">y los créditos también </w:t>
-      </w:r>
-      <w:r>
-        <w:rPr>
-          <w:b/>
-          <w:bCs/>
-        </w:rPr>
-        <w:t>$12.000.000</w:t>
-      </w:r>
-      <w:r>
-        <w:t>, se confirma que no hay errores aritméticos en los registros. Ortiz Anaya (2018) sostiene que “la correcta utilización de los libros principales no solo responde a exigencias normativas, sino que facilita el análisis financiero y la preparación de los informes contables” (p. 56). De esta forma, los libros principales son la base para consolidar la información y dar paso a los estados financieros básicos. </w:t>
+        <w:t>$12.000.000 y los créditos también $12.000.000,</w:t>
+      </w:r>
+      <w:r>
+        <w:t xml:space="preserve"> se confirma que no hay errores aritméticos en los registros. Ortiz Anaya (2018) sostiene que “la correcta utilización de los libros principales no solo responde a exigencias normativas, sino que facilita el análisis financiero y la preparación de los informes contables” (p. 56). De esta forma, los libros principales son la base para consolidar la información y dar paso a los estados financieros básicos. </w:t>
       </w:r>
     </w:p>
     <w:p>
@@ -7977,6 +7471,7 @@
     </w:p>
     <w:p>
       <w:pPr>
+        <w:pStyle w:val="Sangradetextonormal"/>
         <w:rPr>
           <w:rFonts w:ascii="Segoe UI" w:hAnsi="Segoe UI" w:cs="Segoe UI"/>
           <w:sz w:val="18"/>
@@ -7992,8 +7487,6 @@
       </w:r>
       <w:r>
         <w:rPr>
-          <w:b/>
-          <w:bCs/>
           <w:lang w:eastAsia="es-CO"/>
         </w:rPr>
         <w:t>libros principales y libros auxiliares</w:t>
@@ -8133,12 +7626,23 @@
           <w:lang w:eastAsia="es-CO"/>
         </w:rPr>
       </w:pPr>
-      <w:r>
+    </w:p>
+    <w:p>
+      <w:pPr>
+        <w:ind w:firstLine="708"/>
         <w:rPr>
           <w:b/>
           <w:bCs/>
           <w:lang w:eastAsia="es-CO"/>
         </w:rPr>
+      </w:pPr>
+      <w:r>
+        <w:rPr>
+          <w:b/>
+          <w:bCs/>
+          <w:lang w:eastAsia="es-CO"/>
+        </w:rPr>
+        <w:lastRenderedPageBreak/>
         <w:t>Esquema jerárquico de libros contables</w:t>
       </w:r>
     </w:p>
@@ -8156,7 +7660,6 @@
           <w:bCs/>
           <w:lang w:eastAsia="es-CO"/>
         </w:rPr>
-        <w:lastRenderedPageBreak/>
         <w:t>Libros principales</w:t>
       </w:r>
     </w:p>
@@ -8399,16 +7902,6 @@
     <w:p>
       <w:pPr>
         <w:rPr>
-          <w:lang w:eastAsia="es-CO"/>
-        </w:rPr>
-      </w:pPr>
-    </w:p>
-    <w:p>
-      <w:pPr>
-        <w:rPr>
-          <w:rFonts w:ascii="Segoe UI" w:hAnsi="Segoe UI" w:cs="Segoe UI"/>
-          <w:sz w:val="18"/>
-          <w:szCs w:val="18"/>
           <w:lang w:eastAsia="es-CO"/>
         </w:rPr>
       </w:pPr>
@@ -8796,6 +8289,7 @@
     </w:p>
     <w:p>
       <w:pPr>
+        <w:pStyle w:val="Sangradetextonormal"/>
         <w:rPr>
           <w:rFonts w:ascii="Segoe UI" w:hAnsi="Segoe UI" w:cs="Segoe UI"/>
           <w:sz w:val="18"/>
@@ -8807,15 +8301,13 @@
         <w:rPr>
           <w:lang w:eastAsia="es-CO"/>
         </w:rPr>
-        <w:t xml:space="preserve">Cada libro contable, independientemente de su tipo, debe contener </w:t>
-      </w:r>
-      <w:r>
-        <w:rPr>
-          <w:b/>
-          <w:bCs/>
-          <w:lang w:eastAsia="es-CO"/>
-        </w:rPr>
-        <w:t>ciertos elementos mínimos que permitan verificar su autenticidad, integridad y coherencia técnica.</w:t>
+        <w:t xml:space="preserve">Cada libro contable, independientemente de su tipo, </w:t>
+      </w:r>
+      <w:r>
+        <w:rPr>
+          <w:lang w:eastAsia="es-CO"/>
+        </w:rPr>
+        <w:t>debe contener ciertos elementos mínimos que permitan verificar su autenticidad, integridad y coherencia técnica.</w:t>
       </w:r>
       <w:r>
         <w:rPr>
@@ -8999,14 +8491,10 @@
         <w:t xml:space="preserve">El </w:t>
       </w:r>
       <w:r>
-        <w:rPr>
-          <w:b/>
-          <w:bCs/>
-        </w:rPr>
-        <w:t>libro diario</w:t>
-      </w:r>
-      <w:r>
-        <w:t xml:space="preserve"> es el registro contable principal en el que se anotan, de forma cronológica, todas las operaciones financieras realizadas por la empresa. Su finalidad es dejar constancia detallada de cada transacción, indicando la fecha, el concepto, las cuentas afectadas y los valores en débitos y créditos. Según Fierro Martínez (2011), “el libro diario es el punto de partida para el proceso contable, pues concentra la información original que luego se traslada a otros registros auxiliares y libros mayores” (p. 102). En Colombia, su uso está regulado por el Código de Comercio y las normas contables vigentes, que exigen su diligenciamiento de manera clara, sin tachones ni enmendaduras, garantizando la transparencia de la información. </w:t>
+        <w:t>libro diario es</w:t>
+      </w:r>
+      <w:r>
+        <w:t xml:space="preserve"> el registro contable principal en el que se anotan, de forma cronológica, todas las operaciones financieras realizadas por la empresa. Su finalidad es dejar constancia detallada de cada transacción, indicando la fecha, el concepto, las cuentas afectadas y los valores en débitos y créditos. Según Fierro Martínez (2011), “el libro diario es el punto de partida para el proceso contable, pues concentra la información original que luego se traslada a otros registros auxiliares y libros mayores” (p. 102). En Colombia, su uso está regulado por el Código de Comercio y las normas contables vigentes, que exigen su diligenciamiento de manera clara, sin tachones ni enmendaduras, garantizando la transparencia de la información. </w:t>
       </w:r>
     </w:p>
     <w:p>
@@ -9358,15 +8846,11 @@
       </w:r>
     </w:p>
     <w:p>
-      <w:r>
-        <w:t xml:space="preserve">El </w:t>
-      </w:r>
-      <w:r>
-        <w:rPr>
-          <w:b/>
-          <w:bCs/>
-        </w:rPr>
-        <w:t>libro mayor</w:t>
+      <w:pPr>
+        <w:pStyle w:val="Sangradetextonormal"/>
+      </w:pPr>
+      <w:r>
+        <w:t>El libro mayor</w:t>
       </w:r>
       <w:r>
         <w:t xml:space="preserve"> es el registro contable donde se concentran los movimientos de cada cuenta individual, organizados de manera sistemática para conocer su saldo actualizado. Después de registrar las operaciones en el libro diario, se trasladan al libro mayor, agrupando los débitos y créditos de cada cuenta. Fierro Martínez (2011) explica que “la </w:t>
@@ -9454,15 +8938,7 @@
         <w:rPr>
           <w:lang w:eastAsia="es-CO"/>
         </w:rPr>
-        <w:t xml:space="preserve">Compra de mercancías por </w:t>
-      </w:r>
-      <w:r>
-        <w:rPr>
-          <w:b/>
-          <w:bCs/>
-          <w:lang w:eastAsia="es-CO"/>
-        </w:rPr>
-        <w:t>$2.000.000</w:t>
+        <w:t>Compra de mercancías por $2.000.000</w:t>
       </w:r>
       <w:r>
         <w:rPr>
@@ -9488,15 +8964,7 @@
         <w:rPr>
           <w:lang w:eastAsia="es-CO"/>
         </w:rPr>
-        <w:t xml:space="preserve">Pago de un servicio por </w:t>
-      </w:r>
-      <w:r>
-        <w:rPr>
-          <w:b/>
-          <w:bCs/>
-          <w:lang w:eastAsia="es-CO"/>
-        </w:rPr>
-        <w:t>$500.000</w:t>
+        <w:t>Pago de un servicio por $500.000</w:t>
       </w:r>
       <w:r>
         <w:rPr>
@@ -9528,20 +8996,10 @@
         <w:rPr>
           <w:lang w:eastAsia="es-CO"/>
         </w:rPr>
-        <w:t xml:space="preserve">Venta en efectivo por </w:t>
-      </w:r>
-      <w:r>
-        <w:rPr>
-          <w:b/>
-          <w:bCs/>
-          <w:lang w:eastAsia="es-CO"/>
-        </w:rPr>
-        <w:t>$3.500.000</w:t>
-      </w:r>
-      <w:r>
-        <w:rPr>
-          <w:b/>
-          <w:bCs/>
+        <w:t>Venta en efectivo por $3.500.000</w:t>
+      </w:r>
+      <w:r>
+        <w:rPr>
           <w:lang w:eastAsia="es-CO"/>
         </w:rPr>
         <w:t>.</w:t>
@@ -9672,15 +9130,7 @@
         <w:rPr>
           <w:lang w:eastAsia="es-CO"/>
         </w:rPr>
-        <w:t xml:space="preserve">Crédito por la compra </w:t>
-      </w:r>
-      <w:r>
-        <w:rPr>
-          <w:b/>
-          <w:bCs/>
-          <w:lang w:eastAsia="es-CO"/>
-        </w:rPr>
-        <w:t>($2.000.000)</w:t>
+        <w:t>Crédito por la compra ($2.000.000)</w:t>
       </w:r>
       <w:r>
         <w:rPr>
@@ -9706,15 +9156,7 @@
         <w:rPr>
           <w:lang w:eastAsia="es-CO"/>
         </w:rPr>
-        <w:t xml:space="preserve">Débito por la venta </w:t>
-      </w:r>
-      <w:r>
-        <w:rPr>
-          <w:b/>
-          <w:bCs/>
-          <w:lang w:eastAsia="es-CO"/>
-        </w:rPr>
-        <w:t>($3.500.000)</w:t>
+        <w:t>Débito por la venta ($3.500.000)</w:t>
       </w:r>
       <w:r>
         <w:rPr>
@@ -9740,15 +9182,7 @@
         <w:rPr>
           <w:lang w:eastAsia="es-CO"/>
         </w:rPr>
-        <w:t>Saldo final positivo de</w:t>
-      </w:r>
-      <w:r>
-        <w:rPr>
-          <w:b/>
-          <w:bCs/>
-          <w:lang w:eastAsia="es-CO"/>
-        </w:rPr>
-        <w:t xml:space="preserve"> $3.000.000</w:t>
+        <w:t>Saldo final positivo de $3.000.000</w:t>
       </w:r>
       <w:r>
         <w:rPr>
@@ -9789,21 +9223,19 @@
         <w:rPr>
           <w:lang w:eastAsia="es-CO"/>
         </w:rPr>
-        <w:t xml:space="preserve">Este proceso de traspaso y clasificación no solo es clave para conocer los saldos intermedios, sino también para preparar el </w:t>
-      </w:r>
-      <w:r>
-        <w:rPr>
-          <w:b/>
-          <w:bCs/>
-          <w:lang w:eastAsia="es-CO"/>
-        </w:rPr>
-        <w:t>balance de comprobación</w:t>
-      </w:r>
-      <w:r>
-        <w:rPr>
-          <w:lang w:eastAsia="es-CO"/>
-        </w:rPr>
-        <w:t>, que es el paso previo a la elaboración de estados financieros. Ortiz Anaya (2018) afirma que “sin un libro mayor bien estructurado, el ciclo contable se vería interrumpido, pues no habría forma de consolidar saldos ni garantizar la</w:t>
+        <w:t xml:space="preserve">Este proceso de traspaso y clasificación no solo es clave para conocer los saldos intermedios, sino también para preparar </w:t>
+      </w:r>
+      <w:r>
+        <w:rPr>
+          <w:lang w:eastAsia="es-CO"/>
+        </w:rPr>
+        <w:t>el balance de comprobación,</w:t>
+      </w:r>
+      <w:r>
+        <w:rPr>
+          <w:lang w:eastAsia="es-CO"/>
+        </w:rPr>
+        <w:t xml:space="preserve"> que es el paso previo a la elaboración de estados financieros. Ortiz Anaya (2018) afirma que “sin un libro mayor bien estructurado, el ciclo contable se vería interrumpido, pues no habría forma de consolidar saldos ni garantizar la</w:t>
       </w:r>
       <w:r>
         <w:rPr>
@@ -9848,7 +9280,7 @@
         <w:rPr>
           <w:lang w:eastAsia="es-CO"/>
         </w:rPr>
-        <w:t xml:space="preserve">El </w:t>
+        <w:t>El balance de comprobación</w:t>
       </w:r>
       <w:r>
         <w:rPr>
@@ -9856,7 +9288,7 @@
           <w:bCs/>
           <w:lang w:eastAsia="es-CO"/>
         </w:rPr>
-        <w:t xml:space="preserve">balance de comprobación </w:t>
+        <w:t xml:space="preserve"> </w:t>
       </w:r>
       <w:r>
         <w:rPr>
@@ -9945,6 +9377,7 @@
           <w:ilvl w:val="0"/>
           <w:numId w:val="30"/>
         </w:numPr>
+        <w:ind w:left="142" w:firstLine="709"/>
         <w:rPr>
           <w:b/>
           <w:bCs/>
@@ -9967,7 +9400,7 @@
           <w:ilvl w:val="0"/>
           <w:numId w:val="31"/>
         </w:numPr>
-        <w:ind w:left="1134" w:hanging="425"/>
+        <w:ind w:left="851" w:firstLine="709"/>
         <w:rPr>
           <w:sz w:val="22"/>
           <w:lang w:eastAsia="es-CO"/>
@@ -10001,7 +9434,7 @@
           <w:ilvl w:val="0"/>
           <w:numId w:val="31"/>
         </w:numPr>
-        <w:ind w:left="1134" w:hanging="425"/>
+        <w:ind w:left="851" w:firstLine="709"/>
         <w:rPr>
           <w:sz w:val="22"/>
           <w:lang w:eastAsia="es-CO"/>
@@ -10035,7 +9468,7 @@
           <w:ilvl w:val="0"/>
           <w:numId w:val="31"/>
         </w:numPr>
-        <w:ind w:left="1134" w:hanging="425"/>
+        <w:ind w:left="851" w:firstLine="709"/>
         <w:rPr>
           <w:sz w:val="22"/>
           <w:lang w:eastAsia="es-CO"/>
@@ -10069,7 +9502,7 @@
           <w:ilvl w:val="0"/>
           <w:numId w:val="31"/>
         </w:numPr>
-        <w:ind w:left="1134" w:hanging="425"/>
+        <w:ind w:left="851" w:firstLine="709"/>
         <w:rPr>
           <w:sz w:val="22"/>
           <w:lang w:eastAsia="es-CO"/>
@@ -10103,7 +9536,7 @@
           <w:ilvl w:val="0"/>
           <w:numId w:val="31"/>
         </w:numPr>
-        <w:ind w:left="1134" w:hanging="425"/>
+        <w:ind w:left="851" w:firstLine="709"/>
         <w:rPr>
           <w:sz w:val="22"/>
           <w:lang w:eastAsia="es-CO"/>
@@ -10137,6 +9570,7 @@
           <w:ilvl w:val="0"/>
           <w:numId w:val="30"/>
         </w:numPr>
+        <w:ind w:left="142" w:firstLine="709"/>
         <w:rPr>
           <w:b/>
           <w:bCs/>
@@ -10157,11 +9591,12 @@
         <w:pStyle w:val="Prrafodelista"/>
         <w:numPr>
           <w:ilvl w:val="0"/>
-          <w:numId w:val="32"/>
+          <w:numId w:val="31"/>
         </w:numPr>
-        <w:ind w:left="1134" w:hanging="425"/>
-        <w:rPr>
-          <w:sz w:val="22"/>
+        <w:ind w:left="851" w:firstLine="709"/>
+        <w:rPr>
+          <w:b/>
+          <w:bCs/>
           <w:lang w:eastAsia="es-CO"/>
         </w:rPr>
       </w:pPr>
@@ -10185,9 +9620,17 @@
       </w:r>
       <w:r>
         <w:rPr>
-          <w:lang w:eastAsia="es-CO"/>
-        </w:rPr>
-        <w:t>: $6.000.000</w:t>
+          <w:b/>
+          <w:bCs/>
+          <w:lang w:eastAsia="es-CO"/>
+        </w:rPr>
+        <w:t xml:space="preserve">: </w:t>
+      </w:r>
+      <w:r>
+        <w:rPr>
+          <w:lang w:eastAsia="es-CO"/>
+        </w:rPr>
+        <w:t>$6.000.000</w:t>
       </w:r>
       <w:r>
         <w:rPr>
@@ -10201,9 +9644,9 @@
         <w:pStyle w:val="Prrafodelista"/>
         <w:numPr>
           <w:ilvl w:val="0"/>
-          <w:numId w:val="32"/>
+          <w:numId w:val="31"/>
         </w:numPr>
-        <w:ind w:left="1134" w:hanging="425"/>
+        <w:ind w:left="851" w:firstLine="709"/>
         <w:rPr>
           <w:b/>
           <w:bCs/>
@@ -10236,8 +9679,6 @@
       </w:r>
       <w:r>
         <w:rPr>
-          <w:b/>
-          <w:bCs/>
           <w:lang w:eastAsia="es-CO"/>
         </w:rPr>
         <w:t>.</w:t>
@@ -10250,6 +9691,7 @@
           <w:ilvl w:val="0"/>
           <w:numId w:val="30"/>
         </w:numPr>
+        <w:ind w:left="142" w:firstLine="709"/>
       </w:pPr>
       <w:r>
         <w:t>Resultado</w:t>
@@ -10258,7 +9700,7 @@
     <w:p>
       <w:pPr>
         <w:pStyle w:val="Prrafodelista"/>
-        <w:ind w:firstLine="0"/>
+        <w:ind w:left="707"/>
       </w:pPr>
       <w:r>
         <w:t>Al coincidir los totales, se confirma que el balance está cuadrado. </w:t>
@@ -10274,6 +9716,7 @@
     </w:p>
     <w:p>
       <w:pPr>
+        <w:pStyle w:val="Sangradetextonormal"/>
         <w:tabs>
           <w:tab w:val="left" w:pos="1276"/>
         </w:tabs>
@@ -10283,14 +9726,10 @@
         <w:t xml:space="preserve">Además de ser una herramienta de control interno, el balance de comprobación facilita la preparación de los </w:t>
       </w:r>
       <w:r>
-        <w:rPr>
-          <w:b/>
-          <w:bCs/>
-        </w:rPr>
-        <w:t>estados financieros básicos</w:t>
-      </w:r>
-      <w:r>
-        <w:t>, ya que organiza la información necesaria para elaborar el Estado de Situación Financiera y el Estado de Resultados. Ortiz Anaya (2018) afirma que “sin un balance de comprobación confiable, los estados financieros perderían validez, ya que se basarían en registros con posibles inconsistencias” (p. 72). De esta manera, su correcta elaboración asegura que cada etapa del ciclo contable esté alineada, garantizando la integridad de la información que se presentará a los usuarios internos y externos. </w:t>
+        <w:t>estados financieros básicos,</w:t>
+      </w:r>
+      <w:r>
+        <w:t xml:space="preserve"> ya que organiza la información necesaria para elaborar el Estado de Situación Financiera y el Estado de Resultados. Ortiz Anaya (2018) afirma que “sin un balance de comprobación confiable, los estados financieros perderían validez, ya que se basarían en registros con posibles inconsistencias” (p. 72). De esta manera, su correcta elaboración asegura que cada etapa del ciclo contable esté alineada, garantizando la integridad de la información que se presentará a los usuarios internos y externos. </w:t>
       </w:r>
     </w:p>
     <w:p>
@@ -10316,48 +9755,17 @@
       </w:r>
     </w:p>
     <w:p>
+      <w:pPr>
+        <w:pStyle w:val="Sangradetextonormal"/>
+      </w:pPr>
       <w:r>
         <w:t xml:space="preserve">Las </w:t>
       </w:r>
       <w:r>
-        <w:rPr>
-          <w:b/>
-          <w:bCs/>
-        </w:rPr>
-        <w:t>conciliaciones contables</w:t>
-      </w:r>
-      <w:r>
-        <w:t xml:space="preserve"> son procesos de verificación que permiten comparar los registros internos de la empresa con información externa para garantizar su exactitud. La más común es la </w:t>
-      </w:r>
-      <w:r>
-        <w:rPr>
-          <w:b/>
-          <w:bCs/>
-        </w:rPr>
-        <w:t>conciliación bancaria</w:t>
-      </w:r>
-      <w:r>
-        <w:t xml:space="preserve">, donde se revisan los saldos del libro contable de bancos y se contrastan con el extracto emitido por la entidad financiera. Si, por ejemplo, el libro contable refleja un saldo de </w:t>
-      </w:r>
-      <w:r>
-        <w:rPr>
-          <w:b/>
-          <w:bCs/>
-        </w:rPr>
-        <w:t>$10.000.000</w:t>
-      </w:r>
-      <w:r>
-        <w:t>, pero el banco reporta</w:t>
-      </w:r>
-      <w:r>
-        <w:rPr>
-          <w:b/>
-          <w:bCs/>
-        </w:rPr>
-        <w:t xml:space="preserve"> $9.500.000</w:t>
-      </w:r>
-      <w:r>
-        <w:t>, se deben identificar las diferencias, como cheques en tránsito o consignaciones no registradas.  </w:t>
+        <w:t>conciliaciones contables son procesos de verificación que permiten comparar los registros internos de la empresa con información externa para garantizar su exactitud. La más común es la conciliación bancaria, donde se revisan los saldos del libro contable de bancos y se contrastan con el extracto emitido por la entidad financiera. Si, por ejemplo, el libro contable refleja un saldo de $10.000.000, pero el banco reporta $9.500.000,</w:t>
+      </w:r>
+      <w:r>
+        <w:t xml:space="preserve"> se deben identificar las diferencias, como cheques en tránsito o consignaciones no registradas.  </w:t>
       </w:r>
     </w:p>
     <w:p>
@@ -10369,14 +9777,13 @@
       </w:r>
     </w:p>
     <w:p>
+      <w:pPr>
+        <w:pStyle w:val="Sangradetextonormal"/>
+      </w:pPr>
       <w:r>
         <w:t xml:space="preserve">Por su parte, la </w:t>
       </w:r>
       <w:r>
-        <w:rPr>
-          <w:b/>
-          <w:bCs/>
-        </w:rPr>
         <w:t>revisión cruzada de registros contables</w:t>
       </w:r>
       <w:r>
@@ -10384,29 +9791,18 @@
       </w:r>
     </w:p>
     <w:p>
+      <w:pPr>
+        <w:pStyle w:val="Sangradetextonormal"/>
+      </w:pPr>
       <w:r>
         <w:lastRenderedPageBreak/>
-        <w:t xml:space="preserve"> Por ejemplo, si una factura de venta por </w:t>
-      </w:r>
-      <w:r>
-        <w:rPr>
-          <w:b/>
-          <w:bCs/>
-        </w:rPr>
-        <w:t>$3.000.000</w:t>
-      </w:r>
-      <w:r>
-        <w:t xml:space="preserve"> está registrada en el libro diario, debe coincidir con el movimiento de </w:t>
-      </w:r>
-      <w:r>
-        <w:rPr>
-          <w:b/>
-          <w:bCs/>
-        </w:rPr>
-        <w:t>Cuentas por Cobrar</w:t>
-      </w:r>
-      <w:r>
-        <w:t xml:space="preserve"> en el libro mayor y reflejarse en el balance de comprobación.  </w:t>
+        <w:t xml:space="preserve"> Por ejemplo, si una factura de venta </w:t>
+      </w:r>
+      <w:r>
+        <w:t>por $3.000.000 está registrada en el libro diario, debe coincidir con el movimiento de Cuentas por Cobrar en</w:t>
+      </w:r>
+      <w:r>
+        <w:t xml:space="preserve"> el libro mayor y reflejarse en el balance de comprobación.  </w:t>
       </w:r>
     </w:p>
     <w:p>
@@ -10443,6 +9839,7 @@
     </w:p>
     <w:p>
       <w:pPr>
+        <w:pStyle w:val="Sangradetextonormal"/>
         <w:rPr>
           <w:lang w:eastAsia="es-CO"/>
         </w:rPr>
@@ -10455,8 +9852,6 @@
       </w:r>
       <w:r>
         <w:rPr>
-          <w:b/>
-          <w:bCs/>
           <w:lang w:eastAsia="es-CO"/>
         </w:rPr>
         <w:t>conciliación bancaria</w:t>
@@ -10501,21 +9896,14 @@
         <w:t xml:space="preserve">Además de ser una herramienta de control interno, la conciliación bancaria permite detectar movimientos no autorizados o cargos bancarios no registrados. Si, por ejemplo, el banco cargó </w:t>
       </w:r>
       <w:r>
+        <w:t>$50.000 por comisiones y este valor no fue registrado en la contabilidad, la conciliación revelará el ajuste necesario: Débito a Gastos Bancarios $50.000 y Crédito a Bancos $50.000.</w:t>
+      </w:r>
+      <w:r>
         <w:rPr>
           <w:b/>
           <w:bCs/>
         </w:rPr>
-        <w:t>$50.000</w:t>
-      </w:r>
-      <w:r>
-        <w:t xml:space="preserve"> por comisiones y este valor no fue registrado en la contabilidad, la conciliación revelará el ajuste necesario: </w:t>
-      </w:r>
-      <w:r>
-        <w:rPr>
-          <w:b/>
-          <w:bCs/>
-        </w:rPr>
-        <w:t>Débito a Gastos Bancarios $50.000 y Crédito a Bancos $50.000.  </w:t>
+        <w:t>  </w:t>
       </w:r>
     </w:p>
     <w:p>
@@ -10535,14 +9923,13 @@
       </w:r>
     </w:p>
     <w:p>
+      <w:pPr>
+        <w:pStyle w:val="Sangradetextonormal"/>
+      </w:pPr>
       <w:r>
         <w:t xml:space="preserve">La </w:t>
       </w:r>
       <w:r>
-        <w:rPr>
-          <w:b/>
-          <w:bCs/>
-        </w:rPr>
         <w:t>revisión cruzada de registros contables</w:t>
       </w:r>
       <w:r>
@@ -10579,45 +9966,26 @@
         <w:t xml:space="preserve">En la práctica contable es común que se presenten errores durante el registro de operaciones, ya sea por omisiones, duplicaciones o valores incorrectos. Estos errores pueden afectar la exactitud de los saldos y distorsionar la información financiera de la empresa. Entre los errores más frecuentes se encuentran registrar una operación en una cuenta equivocada, colocar un valor diferente al real o no trasladar correctamente un movimiento del libro diario al libro mayor. Por ejemplo, si una compra por </w:t>
       </w:r>
       <w:r>
-        <w:rPr>
-          <w:b/>
-          <w:bCs/>
-        </w:rPr>
-        <w:t>$1.200.000</w:t>
-      </w:r>
-      <w:r>
-        <w:t xml:space="preserve"> se registra por error como </w:t>
-      </w:r>
-      <w:r>
-        <w:rPr>
-          <w:b/>
-          <w:bCs/>
-        </w:rPr>
-        <w:t>$12.000.000</w:t>
-      </w:r>
-      <w:r>
-        <w:t>, el saldo de la cuenta Inventarios quedará inflado, generando una diferencia significativa en el balance de comprobación. </w:t>
-      </w:r>
-    </w:p>
-    <w:p>
+        <w:t>$1.200.000 se registra por error como $12.000.000,</w:t>
+      </w:r>
+      <w:r>
+        <w:t xml:space="preserve"> el saldo de la cuenta Inventarios quedará inflado, generando una diferencia significativa en el balance de comprobación. </w:t>
+      </w:r>
+    </w:p>
+    <w:p>
+      <w:pPr>
+        <w:pStyle w:val="Sangradetextonormal"/>
+      </w:pPr>
       <w:r>
         <w:t xml:space="preserve">La corrección de estos errores debe realizarse mediante </w:t>
       </w:r>
       <w:r>
-        <w:rPr>
-          <w:b/>
-          <w:bCs/>
-        </w:rPr>
         <w:t>asientos de ajuste,</w:t>
       </w:r>
       <w:r>
         <w:t xml:space="preserve"> que permiten anular o rectificar el registro incorrecto sin alterar los documentos originales. Siguiendo el ejemplo anterior, para corregir el error se registraría un asiento inverso por </w:t>
       </w:r>
       <w:r>
-        <w:rPr>
-          <w:b/>
-          <w:bCs/>
-        </w:rPr>
         <w:lastRenderedPageBreak/>
         <w:t>$10.800.000</w:t>
       </w:r>
@@ -11024,6 +10392,7 @@
         <w:t> </w:t>
       </w:r>
     </w:p>
+    <w:p/>
     <w:p>
       <w:r>
         <w:t>Según Burbano Ruiz (2011), “la observancia de las normas sobre libros contables es un requisito legal y un mecanismo para garantizar la transparencia y credibilidad de la información” (p. 141). </w:t>
@@ -11202,34 +10571,10 @@
         <w:t xml:space="preserve">Los </w:t>
       </w:r>
       <w:r>
-        <w:rPr>
-          <w:b/>
-          <w:bCs/>
-        </w:rPr>
-        <w:t>estados financieros básicos</w:t>
-      </w:r>
-      <w:r>
-        <w:t xml:space="preserve"> son el resultado final del ciclo contable, ya que presentan de manera ordenada y resumida la situación económica y financiera de la empresa. Entre los más importantes se encuentran el </w:t>
-      </w:r>
-      <w:r>
-        <w:rPr>
-          <w:b/>
-          <w:bCs/>
-        </w:rPr>
-        <w:t>Estado de Situación Financiera (Balance General),</w:t>
-      </w:r>
-      <w:r>
-        <w:t xml:space="preserve"> que muestra los activos, pasivos y patrimonio, y el </w:t>
-      </w:r>
-      <w:r>
-        <w:rPr>
-          <w:b/>
-          <w:bCs/>
-        </w:rPr>
-        <w:t>Estado de Resultados</w:t>
-      </w:r>
-      <w:r>
-        <w:t>, que refleja los ingresos, costos y gastos del periodo contable. Fierro Martínez (2011) explica que “los estados financieros son el medio de comunicación entre la empresa y los usuarios internos y externos de la información contable” (p. 132). Por ello, su elaboración debe basarse en registros confiables y ajustados mediante conciliaciones previas. </w:t>
+        <w:t>estados financieros básicos son el resultado final del ciclo contable, ya que presentan de manera ordenada y resumida la situación económica y financiera de la empresa. Entre los más importantes se encuentran el Estado de Situación Financiera (Balance General), que muestra los activos, pasivos y patrimonio, y el Estado de Resultados,</w:t>
+      </w:r>
+      <w:r>
+        <w:t xml:space="preserve"> que refleja los ingresos, costos y gastos del periodo contable. Fierro Martínez (2011) explica que “los estados financieros son el medio de comunicación entre la empresa y los usuarios internos y externos de la información contable” (p. 132). Por ello, su elaboración debe basarse en registros confiables y ajustados mediante conciliaciones previas. </w:t>
       </w:r>
     </w:p>
     <w:p>
@@ -11308,10 +10653,6 @@
         <w:t xml:space="preserve"> Los principales estados financieros obligatorios en Colombia son el estado de situación financiera (balance general) y el </w:t>
       </w:r>
       <w:r>
-        <w:rPr>
-          <w:b/>
-          <w:bCs/>
-        </w:rPr>
         <w:t>estado de resultados (pérdidas y ganancias).</w:t>
       </w:r>
       <w:r>
@@ -11523,48 +10864,23 @@
       </w:r>
     </w:p>
     <w:p>
+      <w:pPr>
+        <w:pStyle w:val="Sangradetextonormal"/>
+      </w:pPr>
       <w:r>
         <w:t xml:space="preserve">El proceso de </w:t>
       </w:r>
       <w:r>
-        <w:rPr>
-          <w:b/>
-          <w:bCs/>
-        </w:rPr>
         <w:t>cierre contable</w:t>
       </w:r>
       <w:r>
         <w:t xml:space="preserve"> consiste en revisar y ajustar todas las cuentas para dejar en ceros las de resultado (ingresos, costos y gastos) y trasladar su saldo neto al patrimonio, reflejando la utilidad o pérdida del ejercicio. Por ejemplo, si en el periodo se obtuvieron ingresos por </w:t>
       </w:r>
       <w:r>
-        <w:rPr>
-          <w:b/>
-          <w:bCs/>
-        </w:rPr>
-        <w:t>$20.000.000</w:t>
-      </w:r>
-      <w:r>
-        <w:t xml:space="preserve"> y gastos por </w:t>
-      </w:r>
-      <w:r>
-        <w:rPr>
-          <w:b/>
-          <w:bCs/>
-        </w:rPr>
-        <w:t>$15.000.000</w:t>
-      </w:r>
-      <w:r>
-        <w:t>, el resultado neto será una utilidad de</w:t>
-      </w:r>
-      <w:r>
-        <w:rPr>
-          <w:b/>
-          <w:bCs/>
-        </w:rPr>
-        <w:t xml:space="preserve"> $5.000.000, </w:t>
-      </w:r>
-      <w:r>
-        <w:t xml:space="preserve">que se sumará al patrimonio. León García (2009) </w:t>
+        <w:t>$20.000.000 y gastos por $15.000.000, el resultado neto será una utilidad de $5.000.000, que</w:t>
+      </w:r>
+      <w:r>
+        <w:t xml:space="preserve"> se sumará al patrimonio. León García (2009) </w:t>
       </w:r>
       <w:r>
         <w:lastRenderedPageBreak/>
@@ -11572,27 +10888,20 @@
       </w:r>
     </w:p>
     <w:p>
+      <w:pPr>
+        <w:pStyle w:val="Sangradetextonormal"/>
+      </w:pPr>
       <w:r>
         <w:t xml:space="preserve">Además, los estados financieros son esenciales para la </w:t>
       </w:r>
       <w:r>
-        <w:rPr>
-          <w:b/>
-          <w:bCs/>
-        </w:rPr>
-        <w:t>toma de decisiones estratégicas</w:t>
-      </w:r>
-      <w:r>
-        <w:t>, ya que permiten evaluar la rentabilidad, la liquidez y la solvencia de la empresa. Ortiz Anaya (2018) afirma que “la interpretación adecuada de los estados financieros facilita identificar oportunidades de mejora y anticipar riesgos financieros” (p. 85). Así, un Balance General bien elaborado mostrará, por ejemplo, si los activos circulantes son suficientes para cubrir las obligaciones inmediatas, mientras que el Estado de Resultados permitirá analizar si los ingresos generados compensan los costos y gastos operativos. </w:t>
-      </w:r>
-    </w:p>
-    <w:p>
-      <w:r>
-        <w:rPr>
-          <w:lang w:eastAsia="es-CO"/>
-        </w:rPr>
-        <w:t> </w:t>
-      </w:r>
+        <w:t>toma de decisiones estratégicas,</w:t>
+      </w:r>
+      <w:r>
+        <w:t xml:space="preserve"> ya que permiten evaluar la rentabilidad, la liquidez y la solvencia de la empresa. Ortiz Anaya (2018) afirma que “la interpretación adecuada de los estados financieros facilita identificar oportunidades de mejora y anticipar riesgos financieros” (p. 85). Así, un Balance General bien elaborado mostrará, por ejemplo, si los activos circulantes son suficientes para cubrir las obligaciones inmediatas, mientras que el Estado de Resultados permitirá analizar si los ingresos generados compensan los costos y gastos operativos. </w:t>
+      </w:r>
+    </w:p>
+    <w:p>
       <w:r>
         <w:t>El cierre contable y la elaboración de los estados financieros también cumplen una función legal y fiscal, pues son exigidos por las entidades de control y constituyen la base para la presentación de declaraciones tributarias y reportes oficiales. Burbano Ruiz (2011) destaca que “el cierre contable no solo ordena la contabilidad interna, sino que prepara la empresa para cumplir con sus compromisos externos en materia de control, impuestos y auditoría” (p. 203). De esta forma, los estados financieros básicos no solo informan, sino que consolidan el resultado de todo el ciclo contable, integrando las operaciones realizadas durante el periodo. </w:t>
       </w:r>
@@ -12248,10 +11557,10 @@
           <w:lang w:eastAsia="es-CO"/>
         </w:rPr>
         <w:drawing>
-          <wp:inline distT="0" distB="0" distL="0" distR="0" wp14:anchorId="1E5D550E" wp14:editId="556E87DD">
+          <wp:inline distT="0" distB="0" distL="0" distR="0" wp14:anchorId="1E5D550E" wp14:editId="12F23FBA">
             <wp:extent cx="6332220" cy="3381375"/>
             <wp:effectExtent l="0" t="0" r="0" b="9525"/>
-            <wp:docPr id="1" name="Gráfico 1" descr="Figura 6.  Diagrama circular titulado “Estados financieros básicos” en el centro. Alrededor, siete círculos naranjas conectados indican sus componentes clave:&#10;Estado de resultados.&#10;Estado de cambios en el patrimonio o estado de superávit.&#10;Estado de cambios en la situación financiera.&#10;Estado de flujos de efectivo.&#10;Principios de los estados financieros&#10;Limitaciones de los estados financieros.&#10;Balance general."/>
+            <wp:docPr id="1" name="Gráfico 1" descr="Figura 6.  Diagrama circular titulado “Estados financieros básicos” en el centro. Alrededor, siete círculos naranjas conectados indican sus componentes clave:&#10;Estado de resultados.&#10;Estado de cambios en el patrimonio o estado de superávit.&#10;Estado de cambios en la situación financiera.&#10;Estado de flujos de efectivo.&#10;Principios de los estados financieros.&#10;Limitaciones de los estados financieros.&#10;Balance general."/>
             <wp:cNvGraphicFramePr>
               <a:graphicFrameLocks xmlns:a="http://schemas.openxmlformats.org/drawingml/2006/main" noChangeAspect="1"/>
             </wp:cNvGraphicFramePr>
@@ -12259,7 +11568,7 @@
               <a:graphicData uri="http://schemas.openxmlformats.org/drawingml/2006/picture">
                 <pic:pic xmlns:pic="http://schemas.openxmlformats.org/drawingml/2006/picture">
                   <pic:nvPicPr>
-                    <pic:cNvPr id="1" name="Gráfico 1" descr="Figura 6.  Diagrama circular titulado “Estados financieros básicos” en el centro. Alrededor, siete círculos naranjas conectados indican sus componentes clave:&#10;Estado de resultados.&#10;Estado de cambios en el patrimonio o estado de superávit.&#10;Estado de cambios en la situación financiera.&#10;Estado de flujos de efectivo.&#10;Principios de los estados financieros&#10;Limitaciones de los estados financieros.&#10;Balance general."/>
+                    <pic:cNvPr id="1" name="Gráfico 1" descr="Figura 6.  Diagrama circular titulado “Estados financieros básicos” en el centro. Alrededor, siete círculos naranjas conectados indican sus componentes clave:&#10;Estado de resultados.&#10;Estado de cambios en el patrimonio o estado de superávit.&#10;Estado de cambios en la situación financiera.&#10;Estado de flujos de efectivo.&#10;Principios de los estados financieros.&#10;Limitaciones de los estados financieros.&#10;Balance general."/>
                     <pic:cNvPicPr/>
                   </pic:nvPicPr>
                   <pic:blipFill>
@@ -12295,127 +11604,6 @@
     </w:p>
     <w:p>
       <w:pPr>
-        <w:ind w:firstLine="0"/>
-        <w:jc w:val="center"/>
-        <w:rPr>
-          <w:lang w:eastAsia="es-CO"/>
-        </w:rPr>
-      </w:pPr>
-      <w:r>
-        <w:rPr>
-          <w:lang w:eastAsia="es-CO"/>
-        </w:rPr>
-        <w:lastRenderedPageBreak/>
-        <w:t>Figura 6.  Diagrama circular titulado “Estados financieros básicos” en el centro. Alrededor, siete círculos naranjas conectados indican sus componentes clave:</w:t>
-      </w:r>
-    </w:p>
-    <w:p>
-      <w:pPr>
-        <w:ind w:firstLine="0"/>
-        <w:jc w:val="center"/>
-        <w:rPr>
-          <w:lang w:eastAsia="es-CO"/>
-        </w:rPr>
-      </w:pPr>
-      <w:r>
-        <w:rPr>
-          <w:lang w:eastAsia="es-CO"/>
-        </w:rPr>
-        <w:t>Estado de resultados.</w:t>
-      </w:r>
-    </w:p>
-    <w:p>
-      <w:pPr>
-        <w:ind w:firstLine="0"/>
-        <w:jc w:val="center"/>
-        <w:rPr>
-          <w:lang w:eastAsia="es-CO"/>
-        </w:rPr>
-      </w:pPr>
-      <w:r>
-        <w:rPr>
-          <w:lang w:eastAsia="es-CO"/>
-        </w:rPr>
-        <w:t>Estado de cambios en el patrimonio o estado de superávit.</w:t>
-      </w:r>
-    </w:p>
-    <w:p>
-      <w:pPr>
-        <w:ind w:firstLine="0"/>
-        <w:jc w:val="center"/>
-        <w:rPr>
-          <w:lang w:eastAsia="es-CO"/>
-        </w:rPr>
-      </w:pPr>
-      <w:r>
-        <w:rPr>
-          <w:lang w:eastAsia="es-CO"/>
-        </w:rPr>
-        <w:t>Estado de cambios en la situación financiera.</w:t>
-      </w:r>
-    </w:p>
-    <w:p>
-      <w:pPr>
-        <w:ind w:firstLine="0"/>
-        <w:jc w:val="center"/>
-        <w:rPr>
-          <w:lang w:eastAsia="es-CO"/>
-        </w:rPr>
-      </w:pPr>
-      <w:r>
-        <w:rPr>
-          <w:lang w:eastAsia="es-CO"/>
-        </w:rPr>
-        <w:t>Estado de flujos de efectivo.</w:t>
-      </w:r>
-    </w:p>
-    <w:p>
-      <w:pPr>
-        <w:ind w:firstLine="0"/>
-        <w:jc w:val="center"/>
-        <w:rPr>
-          <w:lang w:eastAsia="es-CO"/>
-        </w:rPr>
-      </w:pPr>
-      <w:r>
-        <w:rPr>
-          <w:lang w:eastAsia="es-CO"/>
-        </w:rPr>
-        <w:t>Principios de los estados financieros</w:t>
-      </w:r>
-    </w:p>
-    <w:p>
-      <w:pPr>
-        <w:ind w:firstLine="0"/>
-        <w:jc w:val="center"/>
-        <w:rPr>
-          <w:lang w:eastAsia="es-CO"/>
-        </w:rPr>
-      </w:pPr>
-      <w:r>
-        <w:rPr>
-          <w:lang w:eastAsia="es-CO"/>
-        </w:rPr>
-        <w:t>Limitaciones de los estados financieros.</w:t>
-      </w:r>
-    </w:p>
-    <w:p>
-      <w:pPr>
-        <w:ind w:firstLine="0"/>
-        <w:jc w:val="center"/>
-        <w:rPr>
-          <w:lang w:eastAsia="es-CO"/>
-        </w:rPr>
-      </w:pPr>
-      <w:r>
-        <w:rPr>
-          <w:lang w:eastAsia="es-CO"/>
-        </w:rPr>
-        <w:t>Balance general.</w:t>
-      </w:r>
-    </w:p>
-    <w:p>
-      <w:pPr>
         <w:spacing w:before="0" w:after="0" w:line="240" w:lineRule="auto"/>
         <w:ind w:firstLine="0"/>
         <w:textAlignment w:val="baseline"/>
@@ -12433,6 +11621,7 @@
           <w:b/>
           <w:bCs/>
         </w:rPr>
+        <w:lastRenderedPageBreak/>
         <w:t>Fuente:</w:t>
       </w:r>
       <w:r>
@@ -12589,7 +11778,6 @@
       </w:pPr>
       <w:bookmarkStart w:id="15" w:name="_Toc210248347"/>
       <w:r>
-        <w:lastRenderedPageBreak/>
         <w:t>4.1 Estado de situación financiera (Balance General)</w:t>
       </w:r>
       <w:bookmarkEnd w:id="15"/>
@@ -12613,8 +11801,6 @@
         <w:rPr>
           <w:rStyle w:val="normaltextrun"/>
           <w:rFonts w:cstheme="minorHAnsi"/>
-          <w:b/>
-          <w:bCs/>
           <w:szCs w:val="28"/>
         </w:rPr>
         <w:t>Estado de Situación Financiera</w:t>
@@ -12649,17 +11835,7 @@
           <w:rFonts w:cstheme="minorHAnsi"/>
           <w:szCs w:val="28"/>
         </w:rPr>
-        <w:t xml:space="preserve">Por ejemplo, si una empresa tiene activos compuestos por efectivo en bancos por </w:t>
-      </w:r>
-      <w:r>
-        <w:rPr>
-          <w:rStyle w:val="normaltextrun"/>
-          <w:rFonts w:cstheme="minorHAnsi"/>
-          <w:b/>
-          <w:bCs/>
-          <w:szCs w:val="28"/>
-        </w:rPr>
-        <w:t>$15.000.000</w:t>
+        <w:t xml:space="preserve">Por ejemplo, si una empresa tiene activos compuestos por efectivo en bancos por $15.000.000, inventarios por $8.000.000 y cuentas por cobrar por $5.000.000, el total de sus activos sería $28.000.000. Si, a su vez, mantiene pasivos por préstamos </w:t>
       </w:r>
       <w:r>
         <w:rPr>
@@ -12667,17 +11843,8 @@
           <w:rFonts w:cstheme="minorHAnsi"/>
           <w:szCs w:val="28"/>
         </w:rPr>
-        <w:t xml:space="preserve">, inventarios por </w:t>
-      </w:r>
-      <w:r>
-        <w:rPr>
-          <w:rStyle w:val="normaltextrun"/>
-          <w:rFonts w:cstheme="minorHAnsi"/>
-          <w:b/>
-          <w:bCs/>
-          <w:szCs w:val="28"/>
-        </w:rPr>
-        <w:t>$8.000.000</w:t>
+        <w:lastRenderedPageBreak/>
+        <w:t xml:space="preserve">bancarios de $10.000.000 y cuentas por pagar a proveedores por $6.000.000, el total de sus pasivos sería $16.000.000. En este caso, el patrimonio sería la diferencia: $12.000.000, </w:t>
       </w:r>
       <w:r>
         <w:rPr>
@@ -12685,35 +11852,31 @@
           <w:rFonts w:cstheme="minorHAnsi"/>
           <w:szCs w:val="28"/>
         </w:rPr>
-        <w:t xml:space="preserve"> y cuentas por cobrar por </w:t>
-      </w:r>
-      <w:r>
-        <w:rPr>
-          <w:rStyle w:val="normaltextrun"/>
+        <w:t>que corresponde al capital aportado y las utilidades retenidas. Este ejemplo evidencia cómo el balance refleja la posición financiera de manera clara y resumida.</w:t>
+      </w:r>
+      <w:r>
+        <w:rPr>
+          <w:rStyle w:val="eop"/>
+          <w:rFonts w:eastAsiaTheme="majorEastAsia" w:cstheme="minorHAnsi"/>
+          <w:szCs w:val="28"/>
+        </w:rPr>
+        <w:t> </w:t>
+      </w:r>
+    </w:p>
+    <w:p>
+      <w:pPr>
+        <w:rPr>
           <w:rFonts w:cstheme="minorHAnsi"/>
-          <w:b/>
-          <w:bCs/>
           <w:szCs w:val="28"/>
         </w:rPr>
-        <w:t>$5.000.000</w:t>
-      </w:r>
+      </w:pPr>
       <w:r>
         <w:rPr>
           <w:rStyle w:val="normaltextrun"/>
           <w:rFonts w:cstheme="minorHAnsi"/>
           <w:szCs w:val="28"/>
         </w:rPr>
-        <w:t xml:space="preserve">, el total de sus activos sería </w:t>
-      </w:r>
-      <w:r>
-        <w:rPr>
-          <w:rStyle w:val="normaltextrun"/>
-          <w:rFonts w:cstheme="minorHAnsi"/>
-          <w:b/>
-          <w:bCs/>
-          <w:szCs w:val="28"/>
-        </w:rPr>
-        <w:t>$28.000.000</w:t>
+        <w:t xml:space="preserve">El Balance General se presenta generalmente en dos grandes secciones: la parte </w:t>
       </w:r>
       <w:r>
         <w:rPr>
@@ -12721,17 +11884,7 @@
           <w:rFonts w:cstheme="minorHAnsi"/>
           <w:szCs w:val="28"/>
         </w:rPr>
-        <w:t xml:space="preserve">. Si, a su vez, mantiene pasivos por préstamos bancarios de </w:t>
-      </w:r>
-      <w:r>
-        <w:rPr>
-          <w:rStyle w:val="normaltextrun"/>
-          <w:rFonts w:cstheme="minorHAnsi"/>
-          <w:b/>
-          <w:bCs/>
-          <w:szCs w:val="28"/>
-        </w:rPr>
-        <w:t>$10.000.000</w:t>
+        <w:t>de activos, ordenados según su liquidez, y la parte de pasivos y patrimonio,</w:t>
       </w:r>
       <w:r>
         <w:rPr>
@@ -12739,35 +11892,32 @@
           <w:rFonts w:cstheme="minorHAnsi"/>
           <w:szCs w:val="28"/>
         </w:rPr>
-        <w:t xml:space="preserve"> y cuentas por pagar a proveedores por </w:t>
-      </w:r>
-      <w:r>
-        <w:rPr>
-          <w:rStyle w:val="normaltextrun"/>
-          <w:rFonts w:cstheme="minorHAnsi"/>
-          <w:b/>
-          <w:bCs/>
+        <w:t xml:space="preserve"> ordenados según su exigibilidad. Esta clasificación permite que los usuarios de la información identifiquen rápidamente qué recursos son más fáciles de convertir en efectivo y qué obligaciones deben cumplirse en el corto o largo plazo. Además, facilita analizar la solvencia de la empresa, evaluando si sus activos corrientes son suficientes para cubrir las obligaciones inmediatas, lo que se conoce como el análisis de liquidez.</w:t>
+      </w:r>
+      <w:r>
+        <w:rPr>
+          <w:rStyle w:val="eop"/>
+          <w:rFonts w:eastAsiaTheme="majorEastAsia" w:cstheme="minorHAnsi"/>
           <w:szCs w:val="28"/>
         </w:rPr>
-        <w:t>$6.000.000</w:t>
-      </w:r>
+        <w:t> </w:t>
+      </w:r>
+    </w:p>
+    <w:p>
+      <w:pPr>
+        <w:rPr>
+          <w:rFonts w:ascii="Segoe UI" w:hAnsi="Segoe UI" w:cs="Segoe UI"/>
+          <w:sz w:val="18"/>
+          <w:szCs w:val="18"/>
+        </w:rPr>
+      </w:pPr>
       <w:r>
         <w:rPr>
           <w:rStyle w:val="normaltextrun"/>
           <w:rFonts w:cstheme="minorHAnsi"/>
           <w:szCs w:val="28"/>
         </w:rPr>
-        <w:t xml:space="preserve">, el total de sus pasivos sería </w:t>
-      </w:r>
-      <w:r>
-        <w:rPr>
-          <w:rStyle w:val="normaltextrun"/>
-          <w:rFonts w:cstheme="minorHAnsi"/>
-          <w:b/>
-          <w:bCs/>
-          <w:szCs w:val="28"/>
-        </w:rPr>
-        <w:t>$16.000.000</w:t>
+        <w:t xml:space="preserve">Además de ser un requisito contable y legal, el Estado de Situación Financiera es una herramienta clave para la </w:t>
       </w:r>
       <w:r>
         <w:rPr>
@@ -12775,17 +11925,7 @@
           <w:rFonts w:cstheme="minorHAnsi"/>
           <w:szCs w:val="28"/>
         </w:rPr>
-        <w:t xml:space="preserve">. En este caso, el patrimonio sería la diferencia: </w:t>
-      </w:r>
-      <w:r>
-        <w:rPr>
-          <w:rStyle w:val="normaltextrun"/>
-          <w:rFonts w:cstheme="minorHAnsi"/>
-          <w:b/>
-          <w:bCs/>
-          <w:szCs w:val="28"/>
-        </w:rPr>
-        <w:t>$12.000.000</w:t>
+        <w:t>toma de decisiones.</w:t>
       </w:r>
       <w:r>
         <w:rPr>
@@ -12793,7 +11933,7 @@
           <w:rFonts w:cstheme="minorHAnsi"/>
           <w:szCs w:val="28"/>
         </w:rPr>
-        <w:t>, que corresponde al capital aportado y las utilidades retenidas. Este ejemplo evidencia cómo el balance refleja la posición financiera de manera clara y resumida.</w:t>
+        <w:t xml:space="preserve"> Permite a los administradores conocer la capacidad de endeudamiento, planificar inversiones y controlar el crecimiento financiero de la empresa. También sirve a inversionistas, bancos y entidades de control para evaluar la estabilidad y sostenibilidad económica de la organización. Por ello, su correcta elaboración es fundamental para que represente fielmente la situación financiera y sirva de base para el análisis y la planeación estratégica.</w:t>
       </w:r>
       <w:r>
         <w:rPr>
@@ -12806,110 +11946,6 @@
     </w:p>
     <w:p>
       <w:pPr>
-        <w:rPr>
-          <w:rFonts w:cstheme="minorHAnsi"/>
-          <w:szCs w:val="28"/>
-        </w:rPr>
-      </w:pPr>
-      <w:r>
-        <w:rPr>
-          <w:rStyle w:val="normaltextrun"/>
-          <w:rFonts w:cstheme="minorHAnsi"/>
-          <w:szCs w:val="28"/>
-        </w:rPr>
-        <w:t xml:space="preserve">El Balance General se presenta generalmente en dos grandes secciones: la parte de </w:t>
-      </w:r>
-      <w:r>
-        <w:rPr>
-          <w:rStyle w:val="normaltextrun"/>
-          <w:rFonts w:cstheme="minorHAnsi"/>
-          <w:b/>
-          <w:bCs/>
-          <w:szCs w:val="28"/>
-        </w:rPr>
-        <w:t>activos</w:t>
-      </w:r>
-      <w:r>
-        <w:rPr>
-          <w:rStyle w:val="normaltextrun"/>
-          <w:rFonts w:cstheme="minorHAnsi"/>
-          <w:szCs w:val="28"/>
-        </w:rPr>
-        <w:t xml:space="preserve">, ordenados según su liquidez, y la parte de </w:t>
-      </w:r>
-      <w:r>
-        <w:rPr>
-          <w:rStyle w:val="normaltextrun"/>
-          <w:rFonts w:cstheme="minorHAnsi"/>
-          <w:b/>
-          <w:bCs/>
-          <w:szCs w:val="28"/>
-        </w:rPr>
-        <w:t>pasivos y patrimonio</w:t>
-      </w:r>
-      <w:r>
-        <w:rPr>
-          <w:rStyle w:val="normaltextrun"/>
-          <w:rFonts w:cstheme="minorHAnsi"/>
-          <w:szCs w:val="28"/>
-        </w:rPr>
-        <w:t>, ordenados según su exigibilidad. Esta clasificación permite que los usuarios de la información identifiquen rápidamente qué recursos son más fáciles de convertir en efectivo y qué obligaciones deben cumplirse en el corto o largo plazo. Además, facilita analizar la solvencia de la empresa, evaluando si sus activos corrientes son suficientes para cubrir las obligaciones inmediatas, lo que se conoce como el análisis de liquidez.</w:t>
-      </w:r>
-      <w:r>
-        <w:rPr>
-          <w:rStyle w:val="eop"/>
-          <w:rFonts w:eastAsiaTheme="majorEastAsia" w:cstheme="minorHAnsi"/>
-          <w:szCs w:val="28"/>
-        </w:rPr>
-        <w:t> </w:t>
-      </w:r>
-    </w:p>
-    <w:p>
-      <w:pPr>
-        <w:rPr>
-          <w:rFonts w:ascii="Segoe UI" w:hAnsi="Segoe UI" w:cs="Segoe UI"/>
-          <w:sz w:val="18"/>
-          <w:szCs w:val="18"/>
-        </w:rPr>
-      </w:pPr>
-      <w:r>
-        <w:rPr>
-          <w:rStyle w:val="normaltextrun"/>
-          <w:rFonts w:cstheme="minorHAnsi"/>
-          <w:szCs w:val="28"/>
-        </w:rPr>
-        <w:lastRenderedPageBreak/>
-        <w:t xml:space="preserve">Además de ser un requisito contable y legal, el Estado de Situación Financiera es una herramienta clave para la </w:t>
-      </w:r>
-      <w:r>
-        <w:rPr>
-          <w:rStyle w:val="normaltextrun"/>
-          <w:rFonts w:cstheme="minorHAnsi"/>
-          <w:b/>
-          <w:bCs/>
-          <w:szCs w:val="28"/>
-        </w:rPr>
-        <w:t>toma de decisiones</w:t>
-      </w:r>
-      <w:r>
-        <w:rPr>
-          <w:rStyle w:val="normaltextrun"/>
-          <w:rFonts w:cstheme="minorHAnsi"/>
-          <w:szCs w:val="28"/>
-        </w:rPr>
-        <w:t>. Permite a los administradores conocer la capacidad de endeudamiento, planificar inversiones y controlar el crecimiento financiero de la empresa. También sirve a inversionistas, bancos y entidades de control para evaluar la estabilidad y sostenibilidad económica de la organización. Por ello, su correcta elaboración es fundamental para que represente fielmente la situación financiera y sirva de base para el análisis y la planeación estratégica.</w:t>
-      </w:r>
-      <w:r>
-        <w:rPr>
-          <w:rStyle w:val="eop"/>
-          <w:rFonts w:eastAsiaTheme="majorEastAsia" w:cstheme="minorHAnsi"/>
-          <w:szCs w:val="28"/>
-        </w:rPr>
-        <w:t> </w:t>
-      </w:r>
-    </w:p>
-    <w:p>
-      <w:pPr>
         <w:pStyle w:val="Ttulo2"/>
         <w:ind w:firstLine="708"/>
       </w:pPr>
@@ -12933,217 +11969,76 @@
       </w:r>
       <w:r>
         <w:rPr>
-          <w:b/>
-          <w:bCs/>
-          <w:lang w:eastAsia="es-CO"/>
-        </w:rPr>
-        <w:t>Estado de Resultados</w:t>
-      </w:r>
-      <w:r>
-        <w:rPr>
-          <w:lang w:eastAsia="es-CO"/>
-        </w:rPr>
-        <w:t xml:space="preserve">, también conocido como </w:t>
-      </w:r>
-      <w:r>
-        <w:rPr>
-          <w:b/>
-          <w:bCs/>
-          <w:lang w:eastAsia="es-CO"/>
-        </w:rPr>
-        <w:t>Estado de Pérdidas y Ganancias</w:t>
-      </w:r>
-      <w:r>
-        <w:rPr>
-          <w:lang w:eastAsia="es-CO"/>
-        </w:rPr>
-        <w:t xml:space="preserve">, es un informe contable que muestra el desempeño financiero de la empresa durante un periodo determinado. A diferencia del Balance General, que presenta la situación en un momento específico, este estado refleja la </w:t>
-      </w:r>
-      <w:r>
-        <w:rPr>
-          <w:b/>
-          <w:bCs/>
-          <w:lang w:eastAsia="es-CO"/>
-        </w:rPr>
-        <w:t>dinámica de los ingresos, costos y gastos</w:t>
-      </w:r>
-      <w:r>
-        <w:rPr>
-          <w:lang w:eastAsia="es-CO"/>
-        </w:rPr>
-        <w:t xml:space="preserve">, permitiendo determinar si la organización obtuvo utilidad o pérdida. Se elabora partiendo de las ventas netas, restando el costo de ventas para obtener la </w:t>
-      </w:r>
-      <w:r>
-        <w:rPr>
-          <w:b/>
-          <w:bCs/>
-          <w:lang w:eastAsia="es-CO"/>
-        </w:rPr>
-        <w:t>utilidad bruta</w:t>
-      </w:r>
-      <w:r>
-        <w:rPr>
-          <w:lang w:eastAsia="es-CO"/>
-        </w:rPr>
-        <w:t xml:space="preserve">, y posteriormente se deducen los gastos operativos y financieros para llegar a la </w:t>
-      </w:r>
-      <w:r>
-        <w:rPr>
-          <w:b/>
-          <w:bCs/>
-          <w:lang w:eastAsia="es-CO"/>
-        </w:rPr>
-        <w:t>utilidad neta del ejercicio</w:t>
-      </w:r>
-      <w:r>
-        <w:rPr>
-          <w:lang w:eastAsia="es-CO"/>
-        </w:rPr>
-        <w:t>. </w:t>
-      </w:r>
-    </w:p>
-    <w:p>
-      <w:pPr>
-        <w:rPr>
-          <w:lang w:eastAsia="es-CO"/>
-        </w:rPr>
-      </w:pPr>
-      <w:r>
-        <w:rPr>
-          <w:lang w:eastAsia="es-CO"/>
-        </w:rPr>
-        <w:t xml:space="preserve"> Por ejemplo, si una empresa registra ingresos por ventas de </w:t>
-      </w:r>
-      <w:r>
-        <w:rPr>
-          <w:b/>
-          <w:bCs/>
-          <w:lang w:eastAsia="es-CO"/>
-        </w:rPr>
-        <w:t>$25.000.000</w:t>
-      </w:r>
-      <w:r>
-        <w:rPr>
-          <w:lang w:eastAsia="es-CO"/>
-        </w:rPr>
-        <w:t xml:space="preserve"> y su costo de ventas es de </w:t>
-      </w:r>
-      <w:r>
-        <w:rPr>
-          <w:b/>
-          <w:bCs/>
-          <w:lang w:eastAsia="es-CO"/>
-        </w:rPr>
-        <w:t>$10.000.000</w:t>
-      </w:r>
-      <w:r>
-        <w:rPr>
-          <w:lang w:eastAsia="es-CO"/>
-        </w:rPr>
-        <w:t xml:space="preserve">, su utilidad bruta será de </w:t>
-      </w:r>
-      <w:r>
-        <w:rPr>
-          <w:b/>
-          <w:bCs/>
-          <w:lang w:eastAsia="es-CO"/>
-        </w:rPr>
-        <w:t>$15.000.000</w:t>
-      </w:r>
-      <w:r>
-        <w:rPr>
-          <w:lang w:eastAsia="es-CO"/>
-        </w:rPr>
-        <w:t xml:space="preserve">. Si además incurre en gastos administrativos por </w:t>
-      </w:r>
-      <w:r>
-        <w:rPr>
-          <w:b/>
-          <w:bCs/>
-          <w:lang w:eastAsia="es-CO"/>
-        </w:rPr>
-        <w:t>$5.000.000</w:t>
-      </w:r>
-      <w:r>
-        <w:rPr>
-          <w:lang w:eastAsia="es-CO"/>
-        </w:rPr>
-        <w:t xml:space="preserve"> y gastos financieros por </w:t>
-      </w:r>
-      <w:r>
-        <w:rPr>
-          <w:b/>
-          <w:bCs/>
-          <w:lang w:eastAsia="es-CO"/>
-        </w:rPr>
-        <w:t>$2.000.000</w:t>
-      </w:r>
-      <w:r>
-        <w:rPr>
-          <w:lang w:eastAsia="es-CO"/>
-        </w:rPr>
-        <w:t xml:space="preserve">, la utilidad operativa quedará en </w:t>
-      </w:r>
-      <w:r>
-        <w:rPr>
-          <w:b/>
-          <w:bCs/>
-          <w:lang w:eastAsia="es-CO"/>
-        </w:rPr>
-        <w:t>$8.000.000</w:t>
-      </w:r>
-      <w:r>
-        <w:rPr>
-          <w:lang w:eastAsia="es-CO"/>
-        </w:rPr>
-        <w:t xml:space="preserve">. Finalmente, si debe pagar impuestos por </w:t>
-      </w:r>
-      <w:r>
-        <w:rPr>
-          <w:b/>
-          <w:bCs/>
-          <w:lang w:eastAsia="es-CO"/>
-        </w:rPr>
-        <w:t>$2.000.000</w:t>
-      </w:r>
-      <w:r>
-        <w:rPr>
-          <w:lang w:eastAsia="es-CO"/>
-        </w:rPr>
-        <w:t xml:space="preserve">, la utilidad neta del periodo será de </w:t>
-      </w:r>
-      <w:r>
-        <w:rPr>
-          <w:b/>
-          <w:bCs/>
-          <w:lang w:eastAsia="es-CO"/>
-        </w:rPr>
-        <w:t>$6.000.000</w:t>
-      </w:r>
-      <w:r>
-        <w:rPr>
-          <w:lang w:eastAsia="es-CO"/>
-        </w:rPr>
-        <w:t>. Este flujo de cálculo permite analizar la rentabilidad de cada etapa del negocio, desde la producción hasta la operación y el resultado final. </w:t>
-      </w:r>
-    </w:p>
-    <w:p>
-      <w:pPr>
-        <w:rPr>
-          <w:lang w:eastAsia="es-CO"/>
-        </w:rPr>
-      </w:pPr>
+          <w:lang w:eastAsia="es-CO"/>
+        </w:rPr>
+        <w:t>Estado de Resultados, también conocido como Estado de Pérdidas y Ganancias,</w:t>
+      </w:r>
+      <w:r>
+        <w:rPr>
+          <w:lang w:eastAsia="es-CO"/>
+        </w:rPr>
+        <w:t xml:space="preserve"> es un informe contable que muestra el desempeño financiero de la empresa durante un periodo determinado. A diferencia del Balance General, que presenta la situación en un </w:t>
+      </w:r>
       <w:r>
         <w:rPr>
           <w:lang w:eastAsia="es-CO"/>
         </w:rPr>
         <w:lastRenderedPageBreak/>
+        <w:t xml:space="preserve">momento específico, este </w:t>
+      </w:r>
+      <w:r>
+        <w:rPr>
+          <w:lang w:eastAsia="es-CO"/>
+        </w:rPr>
+        <w:t>estado refleja la dinámica de los ingresos, costos y gastos, permitiendo determinar si la organización obtuvo utilidad o pérdida. Se elabora partiendo de las ventas netas, restando el costo de ventas para obtener la utilidad bruta, y posteriormente se deducen los gastos operativos y financieros para llegar a la utilidad neta del ejercicio.</w:t>
+      </w:r>
+      <w:r>
+        <w:rPr>
+          <w:lang w:eastAsia="es-CO"/>
+        </w:rPr>
+        <w:t> </w:t>
+      </w:r>
+    </w:p>
+    <w:p>
+      <w:pPr>
+        <w:rPr>
+          <w:lang w:eastAsia="es-CO"/>
+        </w:rPr>
+      </w:pPr>
+      <w:r>
+        <w:rPr>
+          <w:lang w:eastAsia="es-CO"/>
+        </w:rPr>
+        <w:t xml:space="preserve"> Por </w:t>
+      </w:r>
+      <w:r>
+        <w:rPr>
+          <w:lang w:eastAsia="es-CO"/>
+        </w:rPr>
+        <w:t>ejemplo, si una empresa registra ingresos por ventas de $25.000.000 y su costo de ventas es de $10.000.000, su utilidad bruta será de $15.000.000. Si además incurre en gastos administrativos por $5.000.000 y gastos financieros por $2.000.000, la utilidad operativa quedará en $8.000.000. Finalmente, si debe pagar impuestos por $2.000.000, la utilidad neta del periodo será de $6.000.000. Este flujo de cálculo permite analizar la rentabilidad de cada etapa del negocio, desde la producción hasta la operación y el resultado final.</w:t>
+      </w:r>
+      <w:r>
+        <w:rPr>
+          <w:lang w:eastAsia="es-CO"/>
+        </w:rPr>
+        <w:t> </w:t>
+      </w:r>
+    </w:p>
+    <w:p>
+      <w:pPr>
+        <w:pStyle w:val="Sangradetextonormal"/>
+        <w:rPr>
+          <w:lang w:eastAsia="es-CO"/>
+        </w:rPr>
+      </w:pPr>
+      <w:r>
+        <w:rPr>
+          <w:lang w:eastAsia="es-CO"/>
+        </w:rPr>
         <w:t xml:space="preserve"> El Estado de Resultados es clave para evaluar la </w:t>
       </w:r>
       <w:r>
         <w:rPr>
-          <w:b/>
-          <w:bCs/>
           <w:lang w:eastAsia="es-CO"/>
         </w:rPr>
         <w:t>eficiencia operativa</w:t>
@@ -13157,6 +12052,7 @@
     </w:p>
     <w:p>
       <w:pPr>
+        <w:pStyle w:val="Sangradetextonormal"/>
         <w:rPr>
           <w:lang w:eastAsia="es-CO"/>
         </w:rPr>
@@ -13169,17 +12065,22 @@
       </w:r>
       <w:r>
         <w:rPr>
-          <w:b/>
-          <w:bCs/>
-          <w:lang w:eastAsia="es-CO"/>
-        </w:rPr>
-        <w:t>normativo y legal</w:t>
-      </w:r>
-      <w:r>
-        <w:rPr>
-          <w:lang w:eastAsia="es-CO"/>
-        </w:rPr>
-        <w:t>, pues su resultado neto se traslada al patrimonio en el Balance General durante el cierre contable. De este modo, la utilidad o pérdida del periodo afecta directamente el capital contable de la empresa. Asimismo, el Estado de Resultados sirve como base para el cálculo de impuestos y la distribución de utilidades, por lo que debe elaborarse con exactitud y soportarse con registros contables confiables. </w:t>
+          <w:lang w:eastAsia="es-CO"/>
+        </w:rPr>
+        <w:t>normativo y legal,</w:t>
+      </w:r>
+      <w:r>
+        <w:rPr>
+          <w:lang w:eastAsia="es-CO"/>
+        </w:rPr>
+        <w:t xml:space="preserve"> pues su resultado neto se traslada al patrimonio en el Balance General durante el cierre contable. De este modo, la utilidad o pérdida del periodo afecta directamente el capital contable de la empresa. Asimismo, el Estado de Resultados sirve como base para el cálculo de impuestos y la distribución de utilidades, </w:t>
+      </w:r>
+      <w:r>
+        <w:rPr>
+          <w:lang w:eastAsia="es-CO"/>
+        </w:rPr>
+        <w:lastRenderedPageBreak/>
+        <w:t>por lo que debe elaborarse con exactitud y soportarse con registros contables confiables. </w:t>
       </w:r>
     </w:p>
     <w:p>
@@ -13323,7 +12224,6 @@
         <w:rPr>
           <w:lang w:eastAsia="es-CO"/>
         </w:rPr>
-        <w:lastRenderedPageBreak/>
         <w:t>Cuando el proceso de devengar se cumple y hay un intercambio económico, se reconocen los ingresos. </w:t>
       </w:r>
     </w:p>
@@ -13403,6 +12303,7 @@
         </w:numPr>
       </w:pPr>
       <w:r>
+        <w:lastRenderedPageBreak/>
         <w:t>Son informes provisionales, porque la ganancia o pérdida real de una empresa únicamente se determina cuando se vende o se liquida. </w:t>
       </w:r>
     </w:p>
@@ -13503,59 +12404,54 @@
         <w:t xml:space="preserve">Los </w:t>
       </w:r>
       <w:r>
+        <w:t>estados financieros</w:t>
+      </w:r>
+      <w:r>
+        <w:t xml:space="preserve"> son el resultado final del </w:t>
+      </w:r>
+      <w:r>
         <w:rPr>
           <w:b/>
           <w:bCs/>
         </w:rPr>
-        <w:t>estados financieros</w:t>
-      </w:r>
-      <w:r>
-        <w:t xml:space="preserve"> son el resultado final del </w:t>
-      </w:r>
-      <w:r>
-        <w:rPr>
-          <w:b/>
-          <w:bCs/>
-        </w:rPr>
         <w:t>ciclo contable</w:t>
       </w:r>
       <w:r>
-        <w:t xml:space="preserve">, ya que reúnen de forma estructurada toda la información generada durante el periodo contable. Cada </w:t>
+        <w:t xml:space="preserve">, ya que reúnen de forma estructurada toda la información generada durante el periodo contable. Cada etapa del ciclo —desde la identificación de las operaciones, su registro en los libros principales, la </w:t>
+      </w:r>
+      <w:proofErr w:type="spellStart"/>
+      <w:r>
+        <w:t>mayorización</w:t>
+      </w:r>
+      <w:proofErr w:type="spellEnd"/>
+      <w:r>
+        <w:t xml:space="preserve"> y la elaboración del balance de comprobación— contribuye a consolidar los datos que luego se presentan en el Balance General y el Estado de Resultados.</w:t>
+      </w:r>
+    </w:p>
+    <w:p>
+      <w:pPr>
+        <w:pStyle w:val="Sangradetextonormal"/>
+      </w:pPr>
+      <w:r>
+        <w:t>Sin estas fases previas, sería imposible obtener estados confiables, pues son los registros organizados los que garantizan que los informes reflejen la verdadera situación económica de la empresa. </w:t>
+      </w:r>
+    </w:p>
+    <w:p>
+      <w:pPr>
+        <w:pStyle w:val="Sangradetextonormal"/>
+      </w:pPr>
+      <w:r>
+        <w:t xml:space="preserve">La relación entre el ciclo contable y los estados financieros también es </w:t>
+      </w:r>
+      <w:r>
+        <w:t>cronológica y lógica.</w:t>
+      </w:r>
+      <w:r>
+        <w:t xml:space="preserve"> Primero, se registran las operaciones diarias (compras, ventas, gastos e ingresos); luego, se agrupan por cuentas en el libro mayor; posteriormente, se verifica su exactitud en el balance de comprobación; y finalmente, se preparan los </w:t>
       </w:r>
       <w:r>
         <w:lastRenderedPageBreak/>
-        <w:t xml:space="preserve">etapa del ciclo —desde la identificación de las operaciones, su registro en los libros principales, la </w:t>
-      </w:r>
-      <w:proofErr w:type="spellStart"/>
-      <w:r>
-        <w:t>mayorización</w:t>
-      </w:r>
-      <w:proofErr w:type="spellEnd"/>
-      <w:r>
-        <w:t xml:space="preserve"> y la elaboración del balance de comprobación— contribuye a consolidar los datos que luego se presentan en el Balance General y el Estado de Resultados.</w:t>
-      </w:r>
-    </w:p>
-    <w:p>
-      <w:pPr>
-        <w:pStyle w:val="Sangradetextonormal"/>
-      </w:pPr>
-      <w:r>
-        <w:t>Sin estas fases previas, sería imposible obtener estados confiables, pues son los registros organizados los que garantizan que los informes reflejen la verdadera situación económica de la empresa. </w:t>
-      </w:r>
-    </w:p>
-    <w:p>
-      <w:r>
-        <w:t xml:space="preserve">La relación entre el ciclo contable y los estados financieros también es </w:t>
-      </w:r>
-      <w:r>
-        <w:rPr>
-          <w:b/>
-          <w:bCs/>
-        </w:rPr>
-        <w:t>cronológica y lógica</w:t>
-      </w:r>
-      <w:r>
-        <w:t>. Primero, se registran las operaciones diarias (compras, ventas, gastos e ingresos); luego, se agrupan por cuentas en el libro mayor; posteriormente, se verifica su exactitud en el balance de comprobación; y finalmente, se preparan los estados financieros para mostrar de forma resumida el efecto acumulado de todas las transacciones. Por ejemplo, cada venta registrada incrementa los ingresos en el Estado de Resultados y aumenta la cuenta de Caja o Cuentas por Cobrar que aparecerá como activo en el Balance General.  </w:t>
+        <w:t>estados financieros para mostrar de forma resumida el efecto acumulado de todas las transacciones. Por ejemplo, cada venta registrada incrementa los ingresos en el Estado de Resultados y aumenta la cuenta de Caja o Cuentas por Cobrar que aparecerá como activo en el Balance General.  </w:t>
       </w:r>
     </w:p>
     <w:p>
@@ -13593,7 +12489,6 @@
           <w:noProof/>
           <w14:ligatures w14:val="standardContextual"/>
         </w:rPr>
-        <w:lastRenderedPageBreak/>
         <w:drawing>
           <wp:inline distT="0" distB="0" distL="0" distR="0" wp14:anchorId="25DC407E" wp14:editId="1B2622CA">
             <wp:extent cx="6332220" cy="3074035"/>
@@ -13734,6 +12629,7 @@
     </w:p>
     <w:p>
       <w:r>
+        <w:lastRenderedPageBreak/>
         <w:t>Además, los estados financieros retroalimentan el ciclo contable, pues su análisis permite detectar errores, inconsistencias o áreas de mejora que deben corregirse en los registros futuros. Si en el Estado de Resultados se identifican gastos desproporcionados o ingresos no contabilizados, se revisa nuevamente el libro diario y mayor para ajustar o reclasificar los registros. De esta manera, el ciclo contable y los estados financieros no son procesos aislados, sino que están interconectados, formando un sistema continuo de control y análisis financiero. </w:t>
       </w:r>
     </w:p>
@@ -13742,7 +12638,6 @@
         <w:pStyle w:val="Sangradetextonormal"/>
       </w:pPr>
       <w:r>
-        <w:lastRenderedPageBreak/>
         <w:t>La utilidad de los estados financieros depende directamente de la calidad del ciclo contable. Un proceso contable riguroso asegura que los datos presentados sean completos, exactos y oportunos, facilitando la toma de decisiones estratégicas. Por ello, llevar el ciclo contable de forma ordenada y con controles como conciliaciones y revisiones cruzadas no solo cumple una función legal, sino que también garantiza que los estados financieros sean una herramienta confiable para inversionistas, administradores y demás usuarios de la información contable. </w:t>
       </w:r>
     </w:p>
@@ -14438,24 +13333,6 @@
       </w:r>
     </w:p>
     <w:p>
-      <w:r>
-        <w:t xml:space="preserve">Servicio Nacional de Aprendizaje (SENA). (2015). Sistema Nacional de Formación para el Trabajo. </w:t>
-      </w:r>
-    </w:p>
-    <w:p>
-      <w:hyperlink r:id="rId29" w:history="1">
-        <w:r>
-          <w:rPr>
-            <w:rStyle w:val="Hipervnculo"/>
-          </w:rPr>
-          <w:t>https://competencias.sena.edu.co/page?3,plantilla,productos-aprobados,O,es,0</w:t>
-        </w:r>
-      </w:hyperlink>
-      <w:r>
-        <w:t> </w:t>
-      </w:r>
-    </w:p>
-    <w:p>
       <w:pPr>
         <w:pStyle w:val="paragraph"/>
         <w:spacing w:before="0" w:beforeAutospacing="0" w:after="0" w:afterAutospacing="0"/>
@@ -14466,56 +13343,39 @@
           <w:szCs w:val="18"/>
         </w:rPr>
       </w:pPr>
-      <w:r>
+    </w:p>
+    <w:p>
+      <w:pPr>
+        <w:rPr>
+          <w:rStyle w:val="eop"/>
+        </w:rPr>
+      </w:pPr>
+      <w:bookmarkStart w:id="22" w:name="_Toc210248354"/>
+      <w:r>
+        <w:t>Servicio Nacional de Aprendizaje (SENA). (2015). Sistema Nacional de Formación para el Trabajo. </w:t>
+      </w:r>
+    </w:p>
+    <w:p>
+      <w:pPr>
+        <w:spacing w:before="0" w:after="160" w:line="259" w:lineRule="auto"/>
+        <w:ind w:firstLine="0"/>
         <w:rPr>
           <w:rStyle w:val="eop"/>
           <w:rFonts w:ascii="Arial" w:eastAsiaTheme="majorEastAsia" w:hAnsi="Arial" w:cs="Arial"/>
+          <w:color w:val="000000"/>
+          <w:spacing w:val="-10"/>
+          <w:kern w:val="0"/>
           <w:sz w:val="20"/>
           <w:szCs w:val="20"/>
-        </w:rPr>
-        <w:t> </w:t>
-      </w:r>
-    </w:p>
-    <w:p>
-      <w:pPr>
-        <w:pStyle w:val="paragraph"/>
-        <w:spacing w:before="0" w:beforeAutospacing="0" w:after="0" w:afterAutospacing="0"/>
-        <w:textAlignment w:val="baseline"/>
-        <w:rPr>
-          <w:rFonts w:ascii="Segoe UI" w:hAnsi="Segoe UI" w:cs="Segoe UI"/>
-          <w:sz w:val="18"/>
-          <w:szCs w:val="18"/>
+          <w:bdr w:val="none" w:sz="0" w:space="0" w:color="auto" w:frame="1"/>
+          <w:lang w:val="es-419" w:eastAsia="es-CO"/>
+          <w14:ligatures w14:val="none"/>
         </w:rPr>
       </w:pPr>
       <w:r>
         <w:rPr>
           <w:rStyle w:val="eop"/>
-          <w:rFonts w:ascii="Arial" w:eastAsiaTheme="majorEastAsia" w:hAnsi="Arial" w:cs="Arial"/>
-          <w:sz w:val="20"/>
-          <w:szCs w:val="20"/>
-        </w:rPr>
-        <w:t> </w:t>
-      </w:r>
-    </w:p>
-    <w:p>
-      <w:pPr>
-        <w:spacing w:before="0" w:after="160" w:line="259" w:lineRule="auto"/>
-        <w:ind w:firstLine="0"/>
-        <w:rPr>
-          <w:rFonts w:eastAsiaTheme="majorEastAsia" w:cstheme="minorHAnsi"/>
-          <w:b/>
-          <w:bCs/>
-          <w:spacing w:val="-10"/>
-          <w:kern w:val="0"/>
-          <w:sz w:val="36"/>
-          <w:szCs w:val="36"/>
-          <w:bdr w:val="none" w:sz="0" w:space="0" w:color="auto" w:frame="1"/>
-          <w:lang w:eastAsia="es-CO"/>
-          <w14:ligatures w14:val="none"/>
-        </w:rPr>
-      </w:pPr>
-      <w:r>
-        <w:lastRenderedPageBreak/>
+        </w:rPr>
         <w:br w:type="page"/>
       </w:r>
     </w:p>
@@ -14531,7 +13391,6 @@
           <w:szCs w:val="36"/>
         </w:rPr>
       </w:pPr>
-      <w:bookmarkStart w:id="22" w:name="_Toc210248354"/>
       <w:r>
         <w:rPr>
           <w:rFonts w:asciiTheme="minorHAnsi" w:hAnsiTheme="minorHAnsi" w:cstheme="minorHAnsi"/>
@@ -15839,8 +14698,8 @@
       </w:pPr>
     </w:p>
     <w:sectPr>
-      <w:headerReference w:type="default" r:id="rId30"/>
-      <w:footerReference w:type="default" r:id="rId31"/>
+      <w:headerReference w:type="default" r:id="rId29"/>
+      <w:footerReference w:type="default" r:id="rId30"/>
       <w:pgSz w:w="12240" w:h="15840"/>
       <w:pgMar w:top="1701" w:right="1134" w:bottom="1134" w:left="1134" w:header="709" w:footer="737" w:gutter="0"/>
       <w:pgNumType w:start="1"/>
@@ -23800,13 +22659,13 @@
 </file>
 
 <file path=customXml/itemProps2.xml><?xml version="1.0" encoding="utf-8"?>
-<ds:datastoreItem xmlns:ds="http://schemas.openxmlformats.org/officeDocument/2006/customXml" ds:itemID="{94005961-0A80-4A67-B491-1ECEA6B9E718}"/>
+<ds:datastoreItem xmlns:ds="http://schemas.openxmlformats.org/officeDocument/2006/customXml" ds:itemID="{FCB2AEC2-CF37-477D-8818-C74075631653}"/>
 </file>
 
 <file path=customXml/itemProps3.xml><?xml version="1.0" encoding="utf-8"?>
-<ds:datastoreItem xmlns:ds="http://schemas.openxmlformats.org/officeDocument/2006/customXml" ds:itemID="{62C6308D-BE46-4BD3-8DF7-7BAE36327138}"/>
+<ds:datastoreItem xmlns:ds="http://schemas.openxmlformats.org/officeDocument/2006/customXml" ds:itemID="{129FE00E-3A6C-4A1F-9A42-5C0F6F0BF6C8}"/>
 </file>
 
 <file path=customXml/itemProps4.xml><?xml version="1.0" encoding="utf-8"?>
-<ds:datastoreItem xmlns:ds="http://schemas.openxmlformats.org/officeDocument/2006/customXml" ds:itemID="{CE5F39BE-DE5F-40FF-AF1D-46ACDEF4005C}"/>
+<ds:datastoreItem xmlns:ds="http://schemas.openxmlformats.org/officeDocument/2006/customXml" ds:itemID="{0F6C3523-D7E8-4EDD-A95C-EF8DFA68F099}"/>
 </file>